--- a/5.人员管理/1.流程制度规范类文件/050106-人员备份管理制度.docx
+++ b/5.人员管理/1.流程制度规范类文件/050106-人员备份管理制度.docx
@@ -5,9 +5,41 @@
     <w:p>
       <w:pPr>
         <w:pStyle w:val="31"/>
+        <w:keepNext w:val="0"/>
+        <w:keepLines w:val="0"/>
+        <w:pageBreakBefore w:val="0"/>
+        <w:widowControl w:val="0"/>
+        <w:kinsoku w:val="0"/>
+        <w:wordWrap/>
+        <w:overflowPunct/>
+        <w:topLinePunct w:val="0"/>
+        <w:autoSpaceDE w:val="0"/>
+        <w:autoSpaceDN w:val="0"/>
         <w:bidi w:val="0"/>
+        <w:adjustRightInd w:val="0"/>
+        <w:snapToGrid w:val="0"/>
+        <w:textAlignment w:val="baseline"/>
       </w:pPr>
-      <w:bookmarkStart w:id="0" w:name="_Toc29867"/>
+      <w:bookmarkStart w:id="0" w:name="_Toc297"/>
+    </w:p>
+    <w:p>
+      <w:pPr>
+        <w:pStyle w:val="31"/>
+        <w:keepNext w:val="0"/>
+        <w:keepLines w:val="0"/>
+        <w:pageBreakBefore w:val="0"/>
+        <w:widowControl w:val="0"/>
+        <w:kinsoku w:val="0"/>
+        <w:wordWrap/>
+        <w:overflowPunct/>
+        <w:topLinePunct w:val="0"/>
+        <w:autoSpaceDE w:val="0"/>
+        <w:autoSpaceDN w:val="0"/>
+        <w:bidi w:val="0"/>
+        <w:adjustRightInd w:val="0"/>
+        <w:snapToGrid w:val="0"/>
+        <w:textAlignment w:val="baseline"/>
+      </w:pPr>
       <w:r>
         <w:t>人员备份管理制度</w:t>
       </w:r>
@@ -16,9 +48,22 @@
     <w:p>
       <w:pPr>
         <w:pStyle w:val="32"/>
+        <w:keepNext w:val="0"/>
+        <w:keepLines w:val="0"/>
+        <w:pageBreakBefore w:val="0"/>
+        <w:widowControl w:val="0"/>
+        <w:kinsoku w:val="0"/>
+        <w:wordWrap/>
+        <w:overflowPunct/>
+        <w:topLinePunct w:val="0"/>
+        <w:autoSpaceDE w:val="0"/>
+        <w:autoSpaceDN w:val="0"/>
         <w:bidi w:val="0"/>
+        <w:adjustRightInd w:val="0"/>
+        <w:snapToGrid w:val="0"/>
+        <w:textAlignment w:val="baseline"/>
       </w:pPr>
-      <w:bookmarkStart w:id="1" w:name="_Toc17408"/>
+      <w:bookmarkStart w:id="1" w:name="_Toc24555"/>
       <w:r>
         <w:t>甘肃国邦信息科技有限公司</w:t>
       </w:r>
@@ -27,18 +72,35 @@
     <w:p>
       <w:pPr>
         <w:pStyle w:val="32"/>
+        <w:keepNext w:val="0"/>
+        <w:keepLines w:val="0"/>
+        <w:pageBreakBefore w:val="0"/>
+        <w:widowControl w:val="0"/>
+        <w:kinsoku w:val="0"/>
+        <w:wordWrap/>
+        <w:overflowPunct/>
+        <w:topLinePunct w:val="0"/>
+        <w:autoSpaceDE w:val="0"/>
+        <w:autoSpaceDN w:val="0"/>
         <w:bidi w:val="0"/>
+        <w:adjustRightInd w:val="0"/>
+        <w:snapToGrid w:val="0"/>
+        <w:textAlignment w:val="baseline"/>
         <w:rPr>
           <w:rFonts w:hint="eastAsia" w:ascii="宋体" w:hAnsi="宋体" w:eastAsia="宋体" w:cs="宋体"/>
+          <w:b w:val="0"/>
+          <w:bCs w:val="0"/>
           <w:sz w:val="36"/>
           <w:szCs w:val="36"/>
           <w:lang w:val="en-US" w:eastAsia="zh-CN"/>
         </w:rPr>
       </w:pPr>
-      <w:bookmarkStart w:id="2" w:name="_Toc16467"/>
+      <w:bookmarkStart w:id="2" w:name="_Toc7092"/>
       <w:r>
         <w:rPr>
           <w:rFonts w:hint="eastAsia" w:ascii="宋体" w:hAnsi="宋体" w:eastAsia="宋体" w:cs="宋体"/>
+          <w:b w:val="0"/>
+          <w:bCs w:val="0"/>
           <w:sz w:val="36"/>
           <w:szCs w:val="36"/>
           <w:lang w:val="en-US" w:eastAsia="zh-CN"/>
@@ -50,9 +112,24 @@
     <w:p>
       <w:pPr>
         <w:pStyle w:val="32"/>
+        <w:keepNext w:val="0"/>
+        <w:keepLines w:val="0"/>
+        <w:pageBreakBefore w:val="0"/>
+        <w:widowControl w:val="0"/>
+        <w:kinsoku w:val="0"/>
+        <w:wordWrap/>
+        <w:overflowPunct/>
+        <w:topLinePunct w:val="0"/>
+        <w:autoSpaceDE w:val="0"/>
+        <w:autoSpaceDN w:val="0"/>
         <w:bidi w:val="0"/>
+        <w:adjustRightInd w:val="0"/>
+        <w:snapToGrid w:val="0"/>
+        <w:textAlignment w:val="baseline"/>
         <w:rPr>
           <w:rFonts w:hint="eastAsia" w:ascii="宋体" w:hAnsi="宋体" w:eastAsia="宋体" w:cs="宋体"/>
+          <w:b w:val="0"/>
+          <w:bCs w:val="0"/>
           <w:sz w:val="36"/>
           <w:szCs w:val="36"/>
         </w:rPr>
@@ -65,32 +142,22 @@
     </w:p>
     <w:p>
       <w:pPr>
-        <w:pStyle w:val="12"/>
-        <w:spacing w:line="252" w:lineRule="auto"/>
-      </w:pPr>
-    </w:p>
-    <w:p>
-      <w:pPr>
-        <w:pStyle w:val="12"/>
-        <w:spacing w:line="253" w:lineRule="auto"/>
-      </w:pPr>
-    </w:p>
-    <w:p>
-      <w:pPr>
-        <w:pStyle w:val="12"/>
-        <w:spacing w:line="253" w:lineRule="auto"/>
-      </w:pPr>
-    </w:p>
-    <w:p>
-      <w:pPr>
-        <w:pStyle w:val="12"/>
-        <w:spacing w:line="253" w:lineRule="auto"/>
-      </w:pPr>
-    </w:p>
-    <w:p>
-      <w:pPr>
+        <w:keepNext w:val="0"/>
+        <w:keepLines w:val="0"/>
+        <w:pageBreakBefore w:val="0"/>
+        <w:widowControl w:val="0"/>
+        <w:kinsoku w:val="0"/>
+        <w:wordWrap/>
+        <w:overflowPunct/>
+        <w:topLinePunct w:val="0"/>
+        <w:autoSpaceDE w:val="0"/>
+        <w:autoSpaceDN w:val="0"/>
+        <w:bidi w:val="0"/>
+        <w:adjustRightInd w:val="0"/>
+        <w:snapToGrid w:val="0"/>
         <w:spacing w:before="91" w:line="220" w:lineRule="auto"/>
         <w:ind w:left="3710"/>
+        <w:textAlignment w:val="baseline"/>
         <w:outlineLvl w:val="1"/>
         <w:rPr>
           <w:rFonts w:ascii="宋体" w:hAnsi="宋体" w:eastAsia="宋体" w:cs="宋体"/>
@@ -98,7 +165,7 @@
           <w:szCs w:val="28"/>
         </w:rPr>
       </w:pPr>
-      <w:bookmarkStart w:id="3" w:name="_Toc26962"/>
+      <w:bookmarkStart w:id="3" w:name="_Toc12250"/>
       <w:r>
         <w:rPr>
           <w:rFonts w:ascii="宋体" w:hAnsi="宋体" w:eastAsia="宋体" w:cs="宋体"/>
@@ -109,11 +176,6 @@
         <w:t>文档信息</w:t>
       </w:r>
       <w:bookmarkEnd w:id="3"/>
-    </w:p>
-    <w:p>
-      <w:pPr>
-        <w:spacing w:line="131" w:lineRule="exact"/>
-      </w:pPr>
     </w:p>
     <w:tbl>
       <w:tblPr>
@@ -169,8 +231,22 @@
           </w:tcPr>
           <w:p>
             <w:pPr>
+              <w:keepNext w:val="0"/>
+              <w:keepLines w:val="0"/>
+              <w:pageBreakBefore w:val="0"/>
+              <w:widowControl w:val="0"/>
+              <w:kinsoku w:val="0"/>
+              <w:wordWrap/>
+              <w:overflowPunct/>
+              <w:topLinePunct w:val="0"/>
+              <w:autoSpaceDE w:val="0"/>
+              <w:autoSpaceDN w:val="0"/>
+              <w:bidi w:val="0"/>
+              <w:adjustRightInd w:val="0"/>
+              <w:snapToGrid w:val="0"/>
               <w:spacing w:before="199" w:line="220" w:lineRule="auto"/>
               <w:ind w:left="296"/>
+              <w:textAlignment w:val="baseline"/>
               <w:rPr>
                 <w:rFonts w:ascii="宋体" w:hAnsi="宋体" w:eastAsia="宋体" w:cs="宋体"/>
                 <w:sz w:val="21"/>
@@ -195,8 +271,22 @@
           </w:tcPr>
           <w:p>
             <w:pPr>
+              <w:keepNext w:val="0"/>
+              <w:keepLines w:val="0"/>
+              <w:pageBreakBefore w:val="0"/>
+              <w:widowControl w:val="0"/>
+              <w:kinsoku w:val="0"/>
+              <w:wordWrap/>
+              <w:overflowPunct/>
+              <w:topLinePunct w:val="0"/>
+              <w:autoSpaceDE w:val="0"/>
+              <w:autoSpaceDN w:val="0"/>
+              <w:bidi w:val="0"/>
+              <w:adjustRightInd w:val="0"/>
+              <w:snapToGrid w:val="0"/>
               <w:spacing w:before="199" w:line="220" w:lineRule="auto"/>
               <w:ind w:left="109"/>
+              <w:textAlignment w:val="baseline"/>
               <w:rPr>
                 <w:rFonts w:ascii="宋体" w:hAnsi="宋体" w:eastAsia="宋体" w:cs="宋体"/>
                 <w:sz w:val="21"/>
@@ -241,8 +331,22 @@
           </w:tcPr>
           <w:p>
             <w:pPr>
+              <w:keepNext w:val="0"/>
+              <w:keepLines w:val="0"/>
+              <w:pageBreakBefore w:val="0"/>
+              <w:widowControl w:val="0"/>
+              <w:kinsoku w:val="0"/>
+              <w:wordWrap/>
+              <w:overflowPunct/>
+              <w:topLinePunct w:val="0"/>
+              <w:autoSpaceDE w:val="0"/>
+              <w:autoSpaceDN w:val="0"/>
+              <w:bidi w:val="0"/>
+              <w:adjustRightInd w:val="0"/>
+              <w:snapToGrid w:val="0"/>
               <w:spacing w:before="196" w:line="220" w:lineRule="auto"/>
               <w:ind w:left="506"/>
+              <w:textAlignment w:val="baseline"/>
               <w:rPr>
                 <w:rFonts w:ascii="宋体" w:hAnsi="宋体" w:eastAsia="宋体" w:cs="宋体"/>
                 <w:sz w:val="21"/>
@@ -267,8 +371,22 @@
           </w:tcPr>
           <w:p>
             <w:pPr>
+              <w:keepNext w:val="0"/>
+              <w:keepLines w:val="0"/>
+              <w:pageBreakBefore w:val="0"/>
+              <w:widowControl w:val="0"/>
+              <w:kinsoku w:val="0"/>
+              <w:wordWrap/>
+              <w:overflowPunct/>
+              <w:topLinePunct w:val="0"/>
+              <w:autoSpaceDE w:val="0"/>
+              <w:autoSpaceDN w:val="0"/>
+              <w:bidi w:val="0"/>
+              <w:adjustRightInd w:val="0"/>
+              <w:snapToGrid w:val="0"/>
               <w:spacing w:before="197" w:line="219" w:lineRule="auto"/>
               <w:ind w:left="108"/>
+              <w:textAlignment w:val="baseline"/>
               <w:rPr>
                 <w:rFonts w:ascii="宋体" w:hAnsi="宋体" w:eastAsia="宋体" w:cs="宋体"/>
                 <w:sz w:val="21"/>
@@ -313,8 +431,22 @@
           </w:tcPr>
           <w:p>
             <w:pPr>
+              <w:keepNext w:val="0"/>
+              <w:keepLines w:val="0"/>
+              <w:pageBreakBefore w:val="0"/>
+              <w:widowControl w:val="0"/>
+              <w:kinsoku w:val="0"/>
+              <w:wordWrap/>
+              <w:overflowPunct/>
+              <w:topLinePunct w:val="0"/>
+              <w:autoSpaceDE w:val="0"/>
+              <w:autoSpaceDN w:val="0"/>
+              <w:bidi w:val="0"/>
+              <w:adjustRightInd w:val="0"/>
+              <w:snapToGrid w:val="0"/>
               <w:spacing w:before="199" w:line="219" w:lineRule="auto"/>
               <w:ind w:left="506"/>
+              <w:textAlignment w:val="baseline"/>
               <w:rPr>
                 <w:rFonts w:ascii="宋体" w:hAnsi="宋体" w:eastAsia="宋体" w:cs="宋体"/>
                 <w:sz w:val="21"/>
@@ -338,8 +470,22 @@
           </w:tcPr>
           <w:p>
             <w:pPr>
+              <w:keepNext w:val="0"/>
+              <w:keepLines w:val="0"/>
+              <w:pageBreakBefore w:val="0"/>
+              <w:widowControl w:val="0"/>
+              <w:kinsoku w:val="0"/>
+              <w:wordWrap/>
+              <w:overflowPunct/>
+              <w:topLinePunct w:val="0"/>
+              <w:autoSpaceDE w:val="0"/>
+              <w:autoSpaceDN w:val="0"/>
+              <w:bidi w:val="0"/>
+              <w:adjustRightInd w:val="0"/>
+              <w:snapToGrid w:val="0"/>
               <w:spacing w:before="199" w:line="219" w:lineRule="auto"/>
               <w:ind w:left="288"/>
+              <w:textAlignment w:val="baseline"/>
               <w:rPr>
                 <w:rFonts w:ascii="宋体" w:hAnsi="宋体" w:eastAsia="宋体" w:cs="宋体"/>
                 <w:sz w:val="21"/>
@@ -363,8 +509,22 @@
           </w:tcPr>
           <w:p>
             <w:pPr>
+              <w:keepNext w:val="0"/>
+              <w:keepLines w:val="0"/>
+              <w:pageBreakBefore w:val="0"/>
+              <w:widowControl w:val="0"/>
+              <w:kinsoku w:val="0"/>
+              <w:wordWrap/>
+              <w:overflowPunct/>
+              <w:topLinePunct w:val="0"/>
+              <w:autoSpaceDE w:val="0"/>
+              <w:autoSpaceDN w:val="0"/>
+              <w:bidi w:val="0"/>
+              <w:adjustRightInd w:val="0"/>
+              <w:snapToGrid w:val="0"/>
               <w:spacing w:before="199" w:line="219" w:lineRule="auto"/>
               <w:ind w:left="735"/>
+              <w:textAlignment w:val="baseline"/>
               <w:rPr>
                 <w:rFonts w:ascii="宋体" w:hAnsi="宋体" w:eastAsia="宋体" w:cs="宋体"/>
                 <w:sz w:val="21"/>
@@ -388,8 +548,22 @@
           </w:tcPr>
           <w:p>
             <w:pPr>
+              <w:keepNext w:val="0"/>
+              <w:keepLines w:val="0"/>
+              <w:pageBreakBefore w:val="0"/>
+              <w:widowControl w:val="0"/>
+              <w:kinsoku w:val="0"/>
+              <w:wordWrap/>
+              <w:overflowPunct/>
+              <w:topLinePunct w:val="0"/>
+              <w:autoSpaceDE w:val="0"/>
+              <w:autoSpaceDN w:val="0"/>
+              <w:bidi w:val="0"/>
+              <w:adjustRightInd w:val="0"/>
+              <w:snapToGrid w:val="0"/>
               <w:spacing w:before="199" w:line="220" w:lineRule="auto"/>
               <w:ind w:left="574"/>
+              <w:textAlignment w:val="baseline"/>
               <w:rPr>
                 <w:rFonts w:ascii="宋体" w:hAnsi="宋体" w:eastAsia="宋体" w:cs="宋体"/>
                 <w:sz w:val="21"/>
@@ -413,8 +587,22 @@
           </w:tcPr>
           <w:p>
             <w:pPr>
+              <w:keepNext w:val="0"/>
+              <w:keepLines w:val="0"/>
+              <w:pageBreakBefore w:val="0"/>
+              <w:widowControl w:val="0"/>
+              <w:kinsoku w:val="0"/>
+              <w:wordWrap/>
+              <w:overflowPunct/>
+              <w:topLinePunct w:val="0"/>
+              <w:autoSpaceDE w:val="0"/>
+              <w:autoSpaceDN w:val="0"/>
+              <w:bidi w:val="0"/>
+              <w:adjustRightInd w:val="0"/>
+              <w:snapToGrid w:val="0"/>
               <w:spacing w:before="199" w:line="220" w:lineRule="auto"/>
               <w:ind w:left="781"/>
+              <w:textAlignment w:val="baseline"/>
               <w:rPr>
                 <w:rFonts w:ascii="宋体" w:hAnsi="宋体" w:eastAsia="宋体" w:cs="宋体"/>
                 <w:sz w:val="21"/>
@@ -459,8 +647,22 @@
           </w:tcPr>
           <w:p>
             <w:pPr>
+              <w:keepNext w:val="0"/>
+              <w:keepLines w:val="0"/>
+              <w:pageBreakBefore w:val="0"/>
+              <w:widowControl w:val="0"/>
+              <w:kinsoku w:val="0"/>
+              <w:wordWrap/>
+              <w:overflowPunct/>
+              <w:topLinePunct w:val="0"/>
+              <w:autoSpaceDE w:val="0"/>
+              <w:autoSpaceDN w:val="0"/>
+              <w:bidi w:val="0"/>
+              <w:adjustRightInd w:val="0"/>
+              <w:snapToGrid w:val="0"/>
               <w:spacing w:before="164" w:line="239" w:lineRule="auto"/>
               <w:ind w:left="709"/>
+              <w:textAlignment w:val="baseline"/>
               <w:rPr>
                 <w:rFonts w:ascii="宋体" w:hAnsi="宋体" w:eastAsia="宋体" w:cs="宋体"/>
                 <w:sz w:val="21"/>
@@ -484,8 +686,22 @@
           </w:tcPr>
           <w:p>
             <w:pPr>
+              <w:keepNext w:val="0"/>
+              <w:keepLines w:val="0"/>
+              <w:pageBreakBefore w:val="0"/>
+              <w:widowControl w:val="0"/>
+              <w:kinsoku w:val="0"/>
+              <w:wordWrap/>
+              <w:overflowPunct/>
+              <w:topLinePunct w:val="0"/>
+              <w:autoSpaceDE w:val="0"/>
+              <w:autoSpaceDN w:val="0"/>
+              <w:bidi w:val="0"/>
+              <w:adjustRightInd w:val="0"/>
+              <w:snapToGrid w:val="0"/>
               <w:spacing w:before="164"/>
               <w:ind w:left="290"/>
+              <w:textAlignment w:val="baseline"/>
               <w:rPr>
                 <w:rFonts w:ascii="宋体" w:hAnsi="宋体" w:eastAsia="宋体" w:cs="宋体"/>
                 <w:sz w:val="21"/>
@@ -509,8 +725,22 @@
           </w:tcPr>
           <w:p>
             <w:pPr>
+              <w:keepNext w:val="0"/>
+              <w:keepLines w:val="0"/>
+              <w:pageBreakBefore w:val="0"/>
+              <w:widowControl w:val="0"/>
+              <w:kinsoku w:val="0"/>
+              <w:wordWrap/>
+              <w:overflowPunct/>
+              <w:topLinePunct w:val="0"/>
+              <w:autoSpaceDE w:val="0"/>
+              <w:autoSpaceDN w:val="0"/>
+              <w:bidi w:val="0"/>
+              <w:adjustRightInd w:val="0"/>
+              <w:snapToGrid w:val="0"/>
               <w:spacing w:before="134" w:line="219" w:lineRule="auto"/>
               <w:ind w:left="738"/>
+              <w:textAlignment w:val="baseline"/>
               <w:rPr>
                 <w:rFonts w:ascii="宋体" w:hAnsi="宋体" w:eastAsia="宋体" w:cs="宋体"/>
                 <w:sz w:val="21"/>
@@ -534,8 +764,22 @@
           </w:tcPr>
           <w:p>
             <w:pPr>
+              <w:keepNext w:val="0"/>
+              <w:keepLines w:val="0"/>
+              <w:pageBreakBefore w:val="0"/>
+              <w:widowControl w:val="0"/>
+              <w:kinsoku w:val="0"/>
+              <w:wordWrap/>
+              <w:overflowPunct/>
+              <w:topLinePunct w:val="0"/>
+              <w:autoSpaceDE w:val="0"/>
+              <w:autoSpaceDN w:val="0"/>
+              <w:bidi w:val="0"/>
+              <w:adjustRightInd w:val="0"/>
+              <w:snapToGrid w:val="0"/>
               <w:spacing w:before="135" w:line="228" w:lineRule="auto"/>
               <w:ind w:left="575"/>
+              <w:textAlignment w:val="baseline"/>
               <w:rPr>
                 <w:rFonts w:ascii="宋体" w:hAnsi="宋体" w:eastAsia="宋体" w:cs="宋体"/>
                 <w:sz w:val="21"/>
@@ -559,8 +803,22 @@
           </w:tcPr>
           <w:p>
             <w:pPr>
+              <w:keepNext w:val="0"/>
+              <w:keepLines w:val="0"/>
+              <w:pageBreakBefore w:val="0"/>
+              <w:widowControl w:val="0"/>
+              <w:kinsoku w:val="0"/>
+              <w:wordWrap/>
+              <w:overflowPunct/>
+              <w:topLinePunct w:val="0"/>
+              <w:autoSpaceDE w:val="0"/>
+              <w:autoSpaceDN w:val="0"/>
+              <w:bidi w:val="0"/>
+              <w:adjustRightInd w:val="0"/>
+              <w:snapToGrid w:val="0"/>
               <w:spacing w:before="134" w:line="220" w:lineRule="auto"/>
               <w:ind w:left="671"/>
+              <w:textAlignment w:val="baseline"/>
               <w:rPr>
                 <w:rFonts w:ascii="宋体" w:hAnsi="宋体" w:eastAsia="宋体" w:cs="宋体"/>
                 <w:sz w:val="21"/>
@@ -606,6 +864,20 @@
           <w:p>
             <w:pPr>
               <w:pStyle w:val="25"/>
+              <w:keepNext w:val="0"/>
+              <w:keepLines w:val="0"/>
+              <w:pageBreakBefore w:val="0"/>
+              <w:widowControl w:val="0"/>
+              <w:kinsoku w:val="0"/>
+              <w:wordWrap/>
+              <w:overflowPunct/>
+              <w:topLinePunct w:val="0"/>
+              <w:autoSpaceDE w:val="0"/>
+              <w:autoSpaceDN w:val="0"/>
+              <w:bidi w:val="0"/>
+              <w:adjustRightInd w:val="0"/>
+              <w:snapToGrid w:val="0"/>
+              <w:textAlignment w:val="baseline"/>
             </w:pPr>
           </w:p>
         </w:tc>
@@ -616,6 +888,20 @@
           <w:p>
             <w:pPr>
               <w:pStyle w:val="25"/>
+              <w:keepNext w:val="0"/>
+              <w:keepLines w:val="0"/>
+              <w:pageBreakBefore w:val="0"/>
+              <w:widowControl w:val="0"/>
+              <w:kinsoku w:val="0"/>
+              <w:wordWrap/>
+              <w:overflowPunct/>
+              <w:topLinePunct w:val="0"/>
+              <w:autoSpaceDE w:val="0"/>
+              <w:autoSpaceDN w:val="0"/>
+              <w:bidi w:val="0"/>
+              <w:adjustRightInd w:val="0"/>
+              <w:snapToGrid w:val="0"/>
+              <w:textAlignment w:val="baseline"/>
             </w:pPr>
           </w:p>
         </w:tc>
@@ -626,6 +912,20 @@
           <w:p>
             <w:pPr>
               <w:pStyle w:val="25"/>
+              <w:keepNext w:val="0"/>
+              <w:keepLines w:val="0"/>
+              <w:pageBreakBefore w:val="0"/>
+              <w:widowControl w:val="0"/>
+              <w:kinsoku w:val="0"/>
+              <w:wordWrap/>
+              <w:overflowPunct/>
+              <w:topLinePunct w:val="0"/>
+              <w:autoSpaceDE w:val="0"/>
+              <w:autoSpaceDN w:val="0"/>
+              <w:bidi w:val="0"/>
+              <w:adjustRightInd w:val="0"/>
+              <w:snapToGrid w:val="0"/>
+              <w:textAlignment w:val="baseline"/>
             </w:pPr>
           </w:p>
         </w:tc>
@@ -636,6 +936,20 @@
           <w:p>
             <w:pPr>
               <w:pStyle w:val="25"/>
+              <w:keepNext w:val="0"/>
+              <w:keepLines w:val="0"/>
+              <w:pageBreakBefore w:val="0"/>
+              <w:widowControl w:val="0"/>
+              <w:kinsoku w:val="0"/>
+              <w:wordWrap/>
+              <w:overflowPunct/>
+              <w:topLinePunct w:val="0"/>
+              <w:autoSpaceDE w:val="0"/>
+              <w:autoSpaceDN w:val="0"/>
+              <w:bidi w:val="0"/>
+              <w:adjustRightInd w:val="0"/>
+              <w:snapToGrid w:val="0"/>
+              <w:textAlignment w:val="baseline"/>
             </w:pPr>
           </w:p>
         </w:tc>
@@ -646,6 +960,20 @@
           <w:p>
             <w:pPr>
               <w:pStyle w:val="25"/>
+              <w:keepNext w:val="0"/>
+              <w:keepLines w:val="0"/>
+              <w:pageBreakBefore w:val="0"/>
+              <w:widowControl w:val="0"/>
+              <w:kinsoku w:val="0"/>
+              <w:wordWrap/>
+              <w:overflowPunct/>
+              <w:topLinePunct w:val="0"/>
+              <w:autoSpaceDE w:val="0"/>
+              <w:autoSpaceDN w:val="0"/>
+              <w:bidi w:val="0"/>
+              <w:adjustRightInd w:val="0"/>
+              <w:snapToGrid w:val="0"/>
+              <w:textAlignment w:val="baseline"/>
             </w:pPr>
           </w:p>
         </w:tc>
@@ -677,6 +1005,20 @@
           <w:p>
             <w:pPr>
               <w:pStyle w:val="25"/>
+              <w:keepNext w:val="0"/>
+              <w:keepLines w:val="0"/>
+              <w:pageBreakBefore w:val="0"/>
+              <w:widowControl w:val="0"/>
+              <w:kinsoku w:val="0"/>
+              <w:wordWrap/>
+              <w:overflowPunct/>
+              <w:topLinePunct w:val="0"/>
+              <w:autoSpaceDE w:val="0"/>
+              <w:autoSpaceDN w:val="0"/>
+              <w:bidi w:val="0"/>
+              <w:adjustRightInd w:val="0"/>
+              <w:snapToGrid w:val="0"/>
+              <w:textAlignment w:val="baseline"/>
             </w:pPr>
           </w:p>
         </w:tc>
@@ -687,6 +1029,20 @@
           <w:p>
             <w:pPr>
               <w:pStyle w:val="25"/>
+              <w:keepNext w:val="0"/>
+              <w:keepLines w:val="0"/>
+              <w:pageBreakBefore w:val="0"/>
+              <w:widowControl w:val="0"/>
+              <w:kinsoku w:val="0"/>
+              <w:wordWrap/>
+              <w:overflowPunct/>
+              <w:topLinePunct w:val="0"/>
+              <w:autoSpaceDE w:val="0"/>
+              <w:autoSpaceDN w:val="0"/>
+              <w:bidi w:val="0"/>
+              <w:adjustRightInd w:val="0"/>
+              <w:snapToGrid w:val="0"/>
+              <w:textAlignment w:val="baseline"/>
             </w:pPr>
           </w:p>
         </w:tc>
@@ -697,6 +1053,20 @@
           <w:p>
             <w:pPr>
               <w:pStyle w:val="25"/>
+              <w:keepNext w:val="0"/>
+              <w:keepLines w:val="0"/>
+              <w:pageBreakBefore w:val="0"/>
+              <w:widowControl w:val="0"/>
+              <w:kinsoku w:val="0"/>
+              <w:wordWrap/>
+              <w:overflowPunct/>
+              <w:topLinePunct w:val="0"/>
+              <w:autoSpaceDE w:val="0"/>
+              <w:autoSpaceDN w:val="0"/>
+              <w:bidi w:val="0"/>
+              <w:adjustRightInd w:val="0"/>
+              <w:snapToGrid w:val="0"/>
+              <w:textAlignment w:val="baseline"/>
             </w:pPr>
           </w:p>
         </w:tc>
@@ -707,6 +1077,20 @@
           <w:p>
             <w:pPr>
               <w:pStyle w:val="25"/>
+              <w:keepNext w:val="0"/>
+              <w:keepLines w:val="0"/>
+              <w:pageBreakBefore w:val="0"/>
+              <w:widowControl w:val="0"/>
+              <w:kinsoku w:val="0"/>
+              <w:wordWrap/>
+              <w:overflowPunct/>
+              <w:topLinePunct w:val="0"/>
+              <w:autoSpaceDE w:val="0"/>
+              <w:autoSpaceDN w:val="0"/>
+              <w:bidi w:val="0"/>
+              <w:adjustRightInd w:val="0"/>
+              <w:snapToGrid w:val="0"/>
+              <w:textAlignment w:val="baseline"/>
             </w:pPr>
           </w:p>
         </w:tc>
@@ -717,6 +1101,20 @@
           <w:p>
             <w:pPr>
               <w:pStyle w:val="25"/>
+              <w:keepNext w:val="0"/>
+              <w:keepLines w:val="0"/>
+              <w:pageBreakBefore w:val="0"/>
+              <w:widowControl w:val="0"/>
+              <w:kinsoku w:val="0"/>
+              <w:wordWrap/>
+              <w:overflowPunct/>
+              <w:topLinePunct w:val="0"/>
+              <w:autoSpaceDE w:val="0"/>
+              <w:autoSpaceDN w:val="0"/>
+              <w:bidi w:val="0"/>
+              <w:adjustRightInd w:val="0"/>
+              <w:snapToGrid w:val="0"/>
+              <w:textAlignment w:val="baseline"/>
             </w:pPr>
           </w:p>
         </w:tc>
@@ -748,6 +1146,20 @@
           <w:p>
             <w:pPr>
               <w:pStyle w:val="25"/>
+              <w:keepNext w:val="0"/>
+              <w:keepLines w:val="0"/>
+              <w:pageBreakBefore w:val="0"/>
+              <w:widowControl w:val="0"/>
+              <w:kinsoku w:val="0"/>
+              <w:wordWrap/>
+              <w:overflowPunct/>
+              <w:topLinePunct w:val="0"/>
+              <w:autoSpaceDE w:val="0"/>
+              <w:autoSpaceDN w:val="0"/>
+              <w:bidi w:val="0"/>
+              <w:adjustRightInd w:val="0"/>
+              <w:snapToGrid w:val="0"/>
+              <w:textAlignment w:val="baseline"/>
             </w:pPr>
           </w:p>
         </w:tc>
@@ -758,6 +1170,20 @@
           <w:p>
             <w:pPr>
               <w:pStyle w:val="25"/>
+              <w:keepNext w:val="0"/>
+              <w:keepLines w:val="0"/>
+              <w:pageBreakBefore w:val="0"/>
+              <w:widowControl w:val="0"/>
+              <w:kinsoku w:val="0"/>
+              <w:wordWrap/>
+              <w:overflowPunct/>
+              <w:topLinePunct w:val="0"/>
+              <w:autoSpaceDE w:val="0"/>
+              <w:autoSpaceDN w:val="0"/>
+              <w:bidi w:val="0"/>
+              <w:adjustRightInd w:val="0"/>
+              <w:snapToGrid w:val="0"/>
+              <w:textAlignment w:val="baseline"/>
             </w:pPr>
           </w:p>
         </w:tc>
@@ -768,6 +1194,20 @@
           <w:p>
             <w:pPr>
               <w:pStyle w:val="25"/>
+              <w:keepNext w:val="0"/>
+              <w:keepLines w:val="0"/>
+              <w:pageBreakBefore w:val="0"/>
+              <w:widowControl w:val="0"/>
+              <w:kinsoku w:val="0"/>
+              <w:wordWrap/>
+              <w:overflowPunct/>
+              <w:topLinePunct w:val="0"/>
+              <w:autoSpaceDE w:val="0"/>
+              <w:autoSpaceDN w:val="0"/>
+              <w:bidi w:val="0"/>
+              <w:adjustRightInd w:val="0"/>
+              <w:snapToGrid w:val="0"/>
+              <w:textAlignment w:val="baseline"/>
             </w:pPr>
           </w:p>
         </w:tc>
@@ -778,6 +1218,20 @@
           <w:p>
             <w:pPr>
               <w:pStyle w:val="25"/>
+              <w:keepNext w:val="0"/>
+              <w:keepLines w:val="0"/>
+              <w:pageBreakBefore w:val="0"/>
+              <w:widowControl w:val="0"/>
+              <w:kinsoku w:val="0"/>
+              <w:wordWrap/>
+              <w:overflowPunct/>
+              <w:topLinePunct w:val="0"/>
+              <w:autoSpaceDE w:val="0"/>
+              <w:autoSpaceDN w:val="0"/>
+              <w:bidi w:val="0"/>
+              <w:adjustRightInd w:val="0"/>
+              <w:snapToGrid w:val="0"/>
+              <w:textAlignment w:val="baseline"/>
             </w:pPr>
           </w:p>
         </w:tc>
@@ -788,6 +1242,20 @@
           <w:p>
             <w:pPr>
               <w:pStyle w:val="25"/>
+              <w:keepNext w:val="0"/>
+              <w:keepLines w:val="0"/>
+              <w:pageBreakBefore w:val="0"/>
+              <w:widowControl w:val="0"/>
+              <w:kinsoku w:val="0"/>
+              <w:wordWrap/>
+              <w:overflowPunct/>
+              <w:topLinePunct w:val="0"/>
+              <w:autoSpaceDE w:val="0"/>
+              <w:autoSpaceDN w:val="0"/>
+              <w:bidi w:val="0"/>
+              <w:adjustRightInd w:val="0"/>
+              <w:snapToGrid w:val="0"/>
+              <w:textAlignment w:val="baseline"/>
             </w:pPr>
           </w:p>
         </w:tc>
@@ -819,6 +1287,20 @@
           <w:p>
             <w:pPr>
               <w:pStyle w:val="25"/>
+              <w:keepNext w:val="0"/>
+              <w:keepLines w:val="0"/>
+              <w:pageBreakBefore w:val="0"/>
+              <w:widowControl w:val="0"/>
+              <w:kinsoku w:val="0"/>
+              <w:wordWrap/>
+              <w:overflowPunct/>
+              <w:topLinePunct w:val="0"/>
+              <w:autoSpaceDE w:val="0"/>
+              <w:autoSpaceDN w:val="0"/>
+              <w:bidi w:val="0"/>
+              <w:adjustRightInd w:val="0"/>
+              <w:snapToGrid w:val="0"/>
+              <w:textAlignment w:val="baseline"/>
             </w:pPr>
           </w:p>
         </w:tc>
@@ -829,6 +1311,20 @@
           <w:p>
             <w:pPr>
               <w:pStyle w:val="25"/>
+              <w:keepNext w:val="0"/>
+              <w:keepLines w:val="0"/>
+              <w:pageBreakBefore w:val="0"/>
+              <w:widowControl w:val="0"/>
+              <w:kinsoku w:val="0"/>
+              <w:wordWrap/>
+              <w:overflowPunct/>
+              <w:topLinePunct w:val="0"/>
+              <w:autoSpaceDE w:val="0"/>
+              <w:autoSpaceDN w:val="0"/>
+              <w:bidi w:val="0"/>
+              <w:adjustRightInd w:val="0"/>
+              <w:snapToGrid w:val="0"/>
+              <w:textAlignment w:val="baseline"/>
             </w:pPr>
           </w:p>
         </w:tc>
@@ -839,6 +1335,20 @@
           <w:p>
             <w:pPr>
               <w:pStyle w:val="25"/>
+              <w:keepNext w:val="0"/>
+              <w:keepLines w:val="0"/>
+              <w:pageBreakBefore w:val="0"/>
+              <w:widowControl w:val="0"/>
+              <w:kinsoku w:val="0"/>
+              <w:wordWrap/>
+              <w:overflowPunct/>
+              <w:topLinePunct w:val="0"/>
+              <w:autoSpaceDE w:val="0"/>
+              <w:autoSpaceDN w:val="0"/>
+              <w:bidi w:val="0"/>
+              <w:adjustRightInd w:val="0"/>
+              <w:snapToGrid w:val="0"/>
+              <w:textAlignment w:val="baseline"/>
             </w:pPr>
           </w:p>
         </w:tc>
@@ -849,6 +1359,20 @@
           <w:p>
             <w:pPr>
               <w:pStyle w:val="25"/>
+              <w:keepNext w:val="0"/>
+              <w:keepLines w:val="0"/>
+              <w:pageBreakBefore w:val="0"/>
+              <w:widowControl w:val="0"/>
+              <w:kinsoku w:val="0"/>
+              <w:wordWrap/>
+              <w:overflowPunct/>
+              <w:topLinePunct w:val="0"/>
+              <w:autoSpaceDE w:val="0"/>
+              <w:autoSpaceDN w:val="0"/>
+              <w:bidi w:val="0"/>
+              <w:adjustRightInd w:val="0"/>
+              <w:snapToGrid w:val="0"/>
+              <w:textAlignment w:val="baseline"/>
             </w:pPr>
           </w:p>
         </w:tc>
@@ -859,6 +1383,20 @@
           <w:p>
             <w:pPr>
               <w:pStyle w:val="25"/>
+              <w:keepNext w:val="0"/>
+              <w:keepLines w:val="0"/>
+              <w:pageBreakBefore w:val="0"/>
+              <w:widowControl w:val="0"/>
+              <w:kinsoku w:val="0"/>
+              <w:wordWrap/>
+              <w:overflowPunct/>
+              <w:topLinePunct w:val="0"/>
+              <w:autoSpaceDE w:val="0"/>
+              <w:autoSpaceDN w:val="0"/>
+              <w:bidi w:val="0"/>
+              <w:adjustRightInd w:val="0"/>
+              <w:snapToGrid w:val="0"/>
+              <w:textAlignment w:val="baseline"/>
             </w:pPr>
           </w:p>
         </w:tc>
@@ -867,10 +1405,38 @@
     <w:p>
       <w:pPr>
         <w:pStyle w:val="12"/>
+        <w:keepNext w:val="0"/>
+        <w:keepLines w:val="0"/>
+        <w:pageBreakBefore w:val="0"/>
+        <w:widowControl w:val="0"/>
+        <w:kinsoku w:val="0"/>
+        <w:wordWrap/>
+        <w:overflowPunct/>
+        <w:topLinePunct w:val="0"/>
+        <w:autoSpaceDE w:val="0"/>
+        <w:autoSpaceDN w:val="0"/>
+        <w:bidi w:val="0"/>
+        <w:adjustRightInd w:val="0"/>
+        <w:snapToGrid w:val="0"/>
+        <w:textAlignment w:val="baseline"/>
       </w:pPr>
     </w:p>
     <w:p>
       <w:pPr>
+        <w:keepNext w:val="0"/>
+        <w:keepLines w:val="0"/>
+        <w:pageBreakBefore w:val="0"/>
+        <w:widowControl w:val="0"/>
+        <w:kinsoku w:val="0"/>
+        <w:wordWrap/>
+        <w:overflowPunct/>
+        <w:topLinePunct w:val="0"/>
+        <w:autoSpaceDE w:val="0"/>
+        <w:autoSpaceDN w:val="0"/>
+        <w:bidi w:val="0"/>
+        <w:adjustRightInd w:val="0"/>
+        <w:snapToGrid w:val="0"/>
+        <w:textAlignment w:val="baseline"/>
         <w:sectPr>
           <w:footerReference r:id="rId5" w:type="default"/>
           <w:pgSz w:w="11906" w:h="16839"/>
@@ -911,9 +1477,23 @@
       <w:sdtContent>
         <w:p>
           <w:pPr>
+            <w:keepNext w:val="0"/>
+            <w:keepLines w:val="0"/>
+            <w:pageBreakBefore w:val="0"/>
+            <w:widowControl w:val="0"/>
+            <w:kinsoku w:val="0"/>
+            <w:wordWrap/>
+            <w:overflowPunct/>
+            <w:topLinePunct w:val="0"/>
+            <w:autoSpaceDE w:val="0"/>
+            <w:autoSpaceDN w:val="0"/>
+            <w:bidi w:val="0"/>
+            <w:adjustRightInd w:val="0"/>
+            <w:snapToGrid w:val="0"/>
             <w:spacing w:before="0" w:beforeLines="0" w:after="0" w:afterLines="0" w:line="240" w:lineRule="auto"/>
             <w:ind w:left="0" w:leftChars="0" w:right="0" w:rightChars="0" w:firstLine="0" w:firstLineChars="0"/>
             <w:jc w:val="center"/>
+            <w:textAlignment w:val="baseline"/>
           </w:pPr>
           <w:r>
             <w:rPr>
@@ -926,9 +1506,23 @@
         <w:p>
           <w:pPr>
             <w:pStyle w:val="16"/>
+            <w:keepNext w:val="0"/>
+            <w:keepLines w:val="0"/>
+            <w:pageBreakBefore w:val="0"/>
+            <w:widowControl w:val="0"/>
             <w:tabs>
               <w:tab w:val="right" w:leader="dot" w:pos="8488"/>
             </w:tabs>
+            <w:kinsoku w:val="0"/>
+            <w:wordWrap/>
+            <w:overflowPunct/>
+            <w:topLinePunct w:val="0"/>
+            <w:autoSpaceDE w:val="0"/>
+            <w:autoSpaceDN w:val="0"/>
+            <w:bidi w:val="0"/>
+            <w:adjustRightInd w:val="0"/>
+            <w:snapToGrid w:val="0"/>
+            <w:textAlignment w:val="baseline"/>
           </w:pPr>
           <w:r>
             <w:rPr>
@@ -966,7 +1560,7 @@
               <w:rFonts w:ascii="宋体" w:hAnsi="宋体" w:eastAsia="宋体" w:cs="宋体"/>
               <w:szCs w:val="21"/>
             </w:rPr>
-            <w:instrText xml:space="preserve"> HYPERLINK \l _Toc29867 </w:instrText>
+            <w:instrText xml:space="preserve"> HYPERLINK \l _Toc297 </w:instrText>
           </w:r>
           <w:r>
             <w:rPr>
@@ -985,7 +1579,7 @@
             <w:fldChar w:fldCharType="begin"/>
           </w:r>
           <w:r>
-            <w:instrText xml:space="preserve"> PAGEREF _Toc29867 \h </w:instrText>
+            <w:instrText xml:space="preserve"> PAGEREF _Toc297 \h </w:instrText>
           </w:r>
           <w:r>
             <w:fldChar w:fldCharType="separate"/>
@@ -1007,9 +1601,23 @@
         <w:p>
           <w:pPr>
             <w:pStyle w:val="16"/>
+            <w:keepNext w:val="0"/>
+            <w:keepLines w:val="0"/>
+            <w:pageBreakBefore w:val="0"/>
+            <w:widowControl w:val="0"/>
             <w:tabs>
               <w:tab w:val="right" w:leader="dot" w:pos="8488"/>
             </w:tabs>
+            <w:kinsoku w:val="0"/>
+            <w:wordWrap/>
+            <w:overflowPunct/>
+            <w:topLinePunct w:val="0"/>
+            <w:autoSpaceDE w:val="0"/>
+            <w:autoSpaceDN w:val="0"/>
+            <w:bidi w:val="0"/>
+            <w:adjustRightInd w:val="0"/>
+            <w:snapToGrid w:val="0"/>
+            <w:textAlignment w:val="baseline"/>
           </w:pPr>
           <w:r>
             <w:rPr>
@@ -1023,7 +1631,7 @@
               <w:rFonts w:ascii="宋体" w:hAnsi="宋体" w:eastAsia="宋体" w:cs="宋体"/>
               <w:szCs w:val="21"/>
             </w:rPr>
-            <w:instrText xml:space="preserve"> HYPERLINK \l _Toc17408 </w:instrText>
+            <w:instrText xml:space="preserve"> HYPERLINK \l _Toc24555 </w:instrText>
           </w:r>
           <w:r>
             <w:rPr>
@@ -1042,7 +1650,7 @@
             <w:fldChar w:fldCharType="begin"/>
           </w:r>
           <w:r>
-            <w:instrText xml:space="preserve"> PAGEREF _Toc17408 \h </w:instrText>
+            <w:instrText xml:space="preserve"> PAGEREF _Toc24555 \h </w:instrText>
           </w:r>
           <w:r>
             <w:fldChar w:fldCharType="separate"/>
@@ -1064,9 +1672,23 @@
         <w:p>
           <w:pPr>
             <w:pStyle w:val="16"/>
+            <w:keepNext w:val="0"/>
+            <w:keepLines w:val="0"/>
+            <w:pageBreakBefore w:val="0"/>
+            <w:widowControl w:val="0"/>
             <w:tabs>
               <w:tab w:val="right" w:leader="dot" w:pos="8488"/>
             </w:tabs>
+            <w:kinsoku w:val="0"/>
+            <w:wordWrap/>
+            <w:overflowPunct/>
+            <w:topLinePunct w:val="0"/>
+            <w:autoSpaceDE w:val="0"/>
+            <w:autoSpaceDN w:val="0"/>
+            <w:bidi w:val="0"/>
+            <w:adjustRightInd w:val="0"/>
+            <w:snapToGrid w:val="0"/>
+            <w:textAlignment w:val="baseline"/>
           </w:pPr>
           <w:r>
             <w:rPr>
@@ -1080,7 +1702,7 @@
               <w:rFonts w:ascii="宋体" w:hAnsi="宋体" w:eastAsia="宋体" w:cs="宋体"/>
               <w:szCs w:val="21"/>
             </w:rPr>
-            <w:instrText xml:space="preserve"> HYPERLINK \l _Toc16467 </w:instrText>
+            <w:instrText xml:space="preserve"> HYPERLINK \l _Toc7092 </w:instrText>
           </w:r>
           <w:r>
             <w:rPr>
@@ -1092,6 +1714,7 @@
           <w:r>
             <w:rPr>
               <w:rFonts w:hint="eastAsia" w:ascii="宋体" w:hAnsi="宋体" w:eastAsia="宋体" w:cs="宋体"/>
+              <w:bCs w:val="0"/>
               <w:szCs w:val="36"/>
               <w:lang w:val="en-US" w:eastAsia="zh-CN"/>
             </w:rPr>
@@ -1104,7 +1727,7 @@
             <w:fldChar w:fldCharType="begin"/>
           </w:r>
           <w:r>
-            <w:instrText xml:space="preserve"> PAGEREF _Toc16467 \h </w:instrText>
+            <w:instrText xml:space="preserve"> PAGEREF _Toc7092 \h </w:instrText>
           </w:r>
           <w:r>
             <w:fldChar w:fldCharType="separate"/>
@@ -1126,9 +1749,23 @@
         <w:p>
           <w:pPr>
             <w:pStyle w:val="17"/>
+            <w:keepNext w:val="0"/>
+            <w:keepLines w:val="0"/>
+            <w:pageBreakBefore w:val="0"/>
+            <w:widowControl w:val="0"/>
             <w:tabs>
               <w:tab w:val="right" w:leader="dot" w:pos="8488"/>
             </w:tabs>
+            <w:kinsoku w:val="0"/>
+            <w:wordWrap/>
+            <w:overflowPunct/>
+            <w:topLinePunct w:val="0"/>
+            <w:autoSpaceDE w:val="0"/>
+            <w:autoSpaceDN w:val="0"/>
+            <w:bidi w:val="0"/>
+            <w:adjustRightInd w:val="0"/>
+            <w:snapToGrid w:val="0"/>
+            <w:textAlignment w:val="baseline"/>
           </w:pPr>
           <w:r>
             <w:rPr>
@@ -1142,7 +1779,7 @@
               <w:rFonts w:ascii="宋体" w:hAnsi="宋体" w:eastAsia="宋体" w:cs="宋体"/>
               <w:szCs w:val="21"/>
             </w:rPr>
-            <w:instrText xml:space="preserve"> HYPERLINK \l _Toc26962 </w:instrText>
+            <w:instrText xml:space="preserve"> HYPERLINK \l _Toc12250 </w:instrText>
           </w:r>
           <w:r>
             <w:rPr>
@@ -1166,7 +1803,7 @@
             <w:fldChar w:fldCharType="begin"/>
           </w:r>
           <w:r>
-            <w:instrText xml:space="preserve"> PAGEREF _Toc26962 \h </w:instrText>
+            <w:instrText xml:space="preserve"> PAGEREF _Toc12250 \h </w:instrText>
           </w:r>
           <w:r>
             <w:fldChar w:fldCharType="separate"/>
@@ -1188,9 +1825,23 @@
         <w:p>
           <w:pPr>
             <w:pStyle w:val="16"/>
+            <w:keepNext w:val="0"/>
+            <w:keepLines w:val="0"/>
+            <w:pageBreakBefore w:val="0"/>
+            <w:widowControl w:val="0"/>
             <w:tabs>
               <w:tab w:val="right" w:leader="dot" w:pos="8488"/>
             </w:tabs>
+            <w:kinsoku w:val="0"/>
+            <w:wordWrap/>
+            <w:overflowPunct/>
+            <w:topLinePunct w:val="0"/>
+            <w:autoSpaceDE w:val="0"/>
+            <w:autoSpaceDN w:val="0"/>
+            <w:bidi w:val="0"/>
+            <w:adjustRightInd w:val="0"/>
+            <w:snapToGrid w:val="0"/>
+            <w:textAlignment w:val="baseline"/>
           </w:pPr>
           <w:r>
             <w:rPr>
@@ -1204,7 +1855,7 @@
               <w:rFonts w:ascii="宋体" w:hAnsi="宋体" w:eastAsia="宋体" w:cs="宋体"/>
               <w:szCs w:val="21"/>
             </w:rPr>
-            <w:instrText xml:space="preserve"> HYPERLINK \l _Toc15772 </w:instrText>
+            <w:instrText xml:space="preserve"> HYPERLINK \l _Toc28121 </w:instrText>
           </w:r>
           <w:r>
             <w:rPr>
@@ -1229,7 +1880,7 @@
             <w:fldChar w:fldCharType="begin"/>
           </w:r>
           <w:r>
-            <w:instrText xml:space="preserve"> PAGEREF _Toc15772 \h </w:instrText>
+            <w:instrText xml:space="preserve"> PAGEREF _Toc28121 \h </w:instrText>
           </w:r>
           <w:r>
             <w:fldChar w:fldCharType="separate"/>
@@ -1251,9 +1902,23 @@
         <w:p>
           <w:pPr>
             <w:pStyle w:val="16"/>
+            <w:keepNext w:val="0"/>
+            <w:keepLines w:val="0"/>
+            <w:pageBreakBefore w:val="0"/>
+            <w:widowControl w:val="0"/>
             <w:tabs>
               <w:tab w:val="right" w:leader="dot" w:pos="8488"/>
             </w:tabs>
+            <w:kinsoku w:val="0"/>
+            <w:wordWrap/>
+            <w:overflowPunct/>
+            <w:topLinePunct w:val="0"/>
+            <w:autoSpaceDE w:val="0"/>
+            <w:autoSpaceDN w:val="0"/>
+            <w:bidi w:val="0"/>
+            <w:adjustRightInd w:val="0"/>
+            <w:snapToGrid w:val="0"/>
+            <w:textAlignment w:val="baseline"/>
           </w:pPr>
           <w:r>
             <w:rPr>
@@ -1267,7 +1932,7 @@
               <w:rFonts w:ascii="宋体" w:hAnsi="宋体" w:eastAsia="宋体" w:cs="宋体"/>
               <w:szCs w:val="21"/>
             </w:rPr>
-            <w:instrText xml:space="preserve"> HYPERLINK \l _Toc5981 </w:instrText>
+            <w:instrText xml:space="preserve"> HYPERLINK \l _Toc4534 </w:instrText>
           </w:r>
           <w:r>
             <w:rPr>
@@ -1292,7 +1957,7 @@
             <w:fldChar w:fldCharType="begin"/>
           </w:r>
           <w:r>
-            <w:instrText xml:space="preserve"> PAGEREF _Toc5981 \h </w:instrText>
+            <w:instrText xml:space="preserve"> PAGEREF _Toc4534 \h </w:instrText>
           </w:r>
           <w:r>
             <w:fldChar w:fldCharType="separate"/>
@@ -1314,9 +1979,23 @@
         <w:p>
           <w:pPr>
             <w:pStyle w:val="16"/>
+            <w:keepNext w:val="0"/>
+            <w:keepLines w:val="0"/>
+            <w:pageBreakBefore w:val="0"/>
+            <w:widowControl w:val="0"/>
             <w:tabs>
               <w:tab w:val="right" w:leader="dot" w:pos="8488"/>
             </w:tabs>
+            <w:kinsoku w:val="0"/>
+            <w:wordWrap/>
+            <w:overflowPunct/>
+            <w:topLinePunct w:val="0"/>
+            <w:autoSpaceDE w:val="0"/>
+            <w:autoSpaceDN w:val="0"/>
+            <w:bidi w:val="0"/>
+            <w:adjustRightInd w:val="0"/>
+            <w:snapToGrid w:val="0"/>
+            <w:textAlignment w:val="baseline"/>
           </w:pPr>
           <w:r>
             <w:rPr>
@@ -1330,7 +2009,7 @@
               <w:rFonts w:ascii="宋体" w:hAnsi="宋体" w:eastAsia="宋体" w:cs="宋体"/>
               <w:szCs w:val="21"/>
             </w:rPr>
-            <w:instrText xml:space="preserve"> HYPERLINK \l _Toc30963 </w:instrText>
+            <w:instrText xml:space="preserve"> HYPERLINK \l _Toc25855 </w:instrText>
           </w:r>
           <w:r>
             <w:rPr>
@@ -1355,7 +2034,7 @@
             <w:fldChar w:fldCharType="begin"/>
           </w:r>
           <w:r>
-            <w:instrText xml:space="preserve"> PAGEREF _Toc30963 \h </w:instrText>
+            <w:instrText xml:space="preserve"> PAGEREF _Toc25855 \h </w:instrText>
           </w:r>
           <w:r>
             <w:fldChar w:fldCharType="separate"/>
@@ -1377,9 +2056,23 @@
         <w:p>
           <w:pPr>
             <w:pStyle w:val="16"/>
+            <w:keepNext w:val="0"/>
+            <w:keepLines w:val="0"/>
+            <w:pageBreakBefore w:val="0"/>
+            <w:widowControl w:val="0"/>
             <w:tabs>
               <w:tab w:val="right" w:leader="dot" w:pos="8488"/>
             </w:tabs>
+            <w:kinsoku w:val="0"/>
+            <w:wordWrap/>
+            <w:overflowPunct/>
+            <w:topLinePunct w:val="0"/>
+            <w:autoSpaceDE w:val="0"/>
+            <w:autoSpaceDN w:val="0"/>
+            <w:bidi w:val="0"/>
+            <w:adjustRightInd w:val="0"/>
+            <w:snapToGrid w:val="0"/>
+            <w:textAlignment w:val="baseline"/>
           </w:pPr>
           <w:r>
             <w:rPr>
@@ -1393,7 +2086,7 @@
               <w:rFonts w:ascii="宋体" w:hAnsi="宋体" w:eastAsia="宋体" w:cs="宋体"/>
               <w:szCs w:val="21"/>
             </w:rPr>
-            <w:instrText xml:space="preserve"> HYPERLINK \l _Toc28565 </w:instrText>
+            <w:instrText xml:space="preserve"> HYPERLINK \l _Toc25915 </w:instrText>
           </w:r>
           <w:r>
             <w:rPr>
@@ -1418,7 +2111,7 @@
             <w:fldChar w:fldCharType="begin"/>
           </w:r>
           <w:r>
-            <w:instrText xml:space="preserve"> PAGEREF _Toc28565 \h </w:instrText>
+            <w:instrText xml:space="preserve"> PAGEREF _Toc25915 \h </w:instrText>
           </w:r>
           <w:r>
             <w:fldChar w:fldCharType="separate"/>
@@ -1440,9 +2133,23 @@
         <w:p>
           <w:pPr>
             <w:pStyle w:val="16"/>
+            <w:keepNext w:val="0"/>
+            <w:keepLines w:val="0"/>
+            <w:pageBreakBefore w:val="0"/>
+            <w:widowControl w:val="0"/>
             <w:tabs>
               <w:tab w:val="right" w:leader="dot" w:pos="8488"/>
             </w:tabs>
+            <w:kinsoku w:val="0"/>
+            <w:wordWrap/>
+            <w:overflowPunct/>
+            <w:topLinePunct w:val="0"/>
+            <w:autoSpaceDE w:val="0"/>
+            <w:autoSpaceDN w:val="0"/>
+            <w:bidi w:val="0"/>
+            <w:adjustRightInd w:val="0"/>
+            <w:snapToGrid w:val="0"/>
+            <w:textAlignment w:val="baseline"/>
           </w:pPr>
           <w:r>
             <w:rPr>
@@ -1456,7 +2163,7 @@
               <w:rFonts w:ascii="宋体" w:hAnsi="宋体" w:eastAsia="宋体" w:cs="宋体"/>
               <w:szCs w:val="21"/>
             </w:rPr>
-            <w:instrText xml:space="preserve"> HYPERLINK \l _Toc16818 </w:instrText>
+            <w:instrText xml:space="preserve"> HYPERLINK \l _Toc4660 </w:instrText>
           </w:r>
           <w:r>
             <w:rPr>
@@ -1481,7 +2188,7 @@
             <w:fldChar w:fldCharType="begin"/>
           </w:r>
           <w:r>
-            <w:instrText xml:space="preserve"> PAGEREF _Toc16818 \h </w:instrText>
+            <w:instrText xml:space="preserve"> PAGEREF _Toc4660 \h </w:instrText>
           </w:r>
           <w:r>
             <w:fldChar w:fldCharType="separate"/>
@@ -1503,9 +2210,23 @@
         <w:p>
           <w:pPr>
             <w:pStyle w:val="16"/>
+            <w:keepNext w:val="0"/>
+            <w:keepLines w:val="0"/>
+            <w:pageBreakBefore w:val="0"/>
+            <w:widowControl w:val="0"/>
             <w:tabs>
               <w:tab w:val="right" w:leader="dot" w:pos="8488"/>
             </w:tabs>
+            <w:kinsoku w:val="0"/>
+            <w:wordWrap/>
+            <w:overflowPunct/>
+            <w:topLinePunct w:val="0"/>
+            <w:autoSpaceDE w:val="0"/>
+            <w:autoSpaceDN w:val="0"/>
+            <w:bidi w:val="0"/>
+            <w:adjustRightInd w:val="0"/>
+            <w:snapToGrid w:val="0"/>
+            <w:textAlignment w:val="baseline"/>
           </w:pPr>
           <w:r>
             <w:rPr>
@@ -1519,7 +2240,7 @@
               <w:rFonts w:ascii="宋体" w:hAnsi="宋体" w:eastAsia="宋体" w:cs="宋体"/>
               <w:szCs w:val="21"/>
             </w:rPr>
-            <w:instrText xml:space="preserve"> HYPERLINK \l _Toc20674 </w:instrText>
+            <w:instrText xml:space="preserve"> HYPERLINK \l _Toc28273 </w:instrText>
           </w:r>
           <w:r>
             <w:rPr>
@@ -1544,7 +2265,7 @@
             <w:fldChar w:fldCharType="begin"/>
           </w:r>
           <w:r>
-            <w:instrText xml:space="preserve"> PAGEREF _Toc20674 \h </w:instrText>
+            <w:instrText xml:space="preserve"> PAGEREF _Toc28273 \h </w:instrText>
           </w:r>
           <w:r>
             <w:fldChar w:fldCharType="separate"/>
@@ -1566,9 +2287,23 @@
         <w:p>
           <w:pPr>
             <w:pStyle w:val="16"/>
+            <w:keepNext w:val="0"/>
+            <w:keepLines w:val="0"/>
+            <w:pageBreakBefore w:val="0"/>
+            <w:widowControl w:val="0"/>
             <w:tabs>
               <w:tab w:val="right" w:leader="dot" w:pos="8488"/>
             </w:tabs>
+            <w:kinsoku w:val="0"/>
+            <w:wordWrap/>
+            <w:overflowPunct/>
+            <w:topLinePunct w:val="0"/>
+            <w:autoSpaceDE w:val="0"/>
+            <w:autoSpaceDN w:val="0"/>
+            <w:bidi w:val="0"/>
+            <w:adjustRightInd w:val="0"/>
+            <w:snapToGrid w:val="0"/>
+            <w:textAlignment w:val="baseline"/>
           </w:pPr>
           <w:r>
             <w:rPr>
@@ -1582,7 +2317,7 @@
               <w:rFonts w:ascii="宋体" w:hAnsi="宋体" w:eastAsia="宋体" w:cs="宋体"/>
               <w:szCs w:val="21"/>
             </w:rPr>
-            <w:instrText xml:space="preserve"> HYPERLINK \l _Toc23822 </w:instrText>
+            <w:instrText xml:space="preserve"> HYPERLINK \l _Toc11186 </w:instrText>
           </w:r>
           <w:r>
             <w:rPr>
@@ -1611,7 +2346,7 @@
             <w:fldChar w:fldCharType="begin"/>
           </w:r>
           <w:r>
-            <w:instrText xml:space="preserve"> PAGEREF _Toc23822 \h </w:instrText>
+            <w:instrText xml:space="preserve"> PAGEREF _Toc11186 \h </w:instrText>
           </w:r>
           <w:r>
             <w:fldChar w:fldCharType="separate"/>
@@ -1632,7 +2367,21 @@
         </w:p>
         <w:p>
           <w:pPr>
+            <w:keepNext w:val="0"/>
+            <w:keepLines w:val="0"/>
+            <w:pageBreakBefore w:val="0"/>
+            <w:widowControl w:val="0"/>
+            <w:kinsoku w:val="0"/>
+            <w:wordWrap/>
+            <w:overflowPunct/>
+            <w:topLinePunct w:val="0"/>
+            <w:autoSpaceDE w:val="0"/>
+            <w:autoSpaceDN w:val="0"/>
+            <w:bidi w:val="0"/>
+            <w:adjustRightInd w:val="0"/>
+            <w:snapToGrid w:val="0"/>
             <w:spacing w:line="219" w:lineRule="auto"/>
+            <w:textAlignment w:val="baseline"/>
             <w:rPr>
               <w:rFonts w:ascii="宋体" w:hAnsi="宋体" w:eastAsia="宋体" w:cs="宋体"/>
               <w:snapToGrid w:val="0"/>
@@ -1655,7 +2404,21 @@
     </w:sdt>
     <w:p>
       <w:pPr>
+        <w:keepNext w:val="0"/>
+        <w:keepLines w:val="0"/>
+        <w:pageBreakBefore w:val="0"/>
+        <w:widowControl w:val="0"/>
+        <w:kinsoku w:val="0"/>
+        <w:wordWrap/>
+        <w:overflowPunct/>
+        <w:topLinePunct w:val="0"/>
+        <w:autoSpaceDE w:val="0"/>
+        <w:autoSpaceDN w:val="0"/>
+        <w:bidi w:val="0"/>
+        <w:adjustRightInd w:val="0"/>
+        <w:snapToGrid w:val="0"/>
         <w:spacing w:line="219" w:lineRule="auto"/>
+        <w:textAlignment w:val="baseline"/>
         <w:rPr>
           <w:rFonts w:ascii="宋体" w:hAnsi="宋体" w:eastAsia="宋体" w:cs="宋体"/>
           <w:snapToGrid w:val="0"/>
@@ -1676,9 +2439,22 @@
     <w:p>
       <w:pPr>
         <w:pStyle w:val="26"/>
+        <w:keepNext w:val="0"/>
+        <w:keepLines w:val="0"/>
+        <w:pageBreakBefore w:val="0"/>
+        <w:widowControl w:val="0"/>
+        <w:kinsoku w:val="0"/>
+        <w:wordWrap/>
+        <w:overflowPunct/>
+        <w:topLinePunct w:val="0"/>
+        <w:autoSpaceDE w:val="0"/>
+        <w:autoSpaceDN w:val="0"/>
         <w:bidi w:val="0"/>
+        <w:adjustRightInd w:val="0"/>
+        <w:snapToGrid w:val="0"/>
+        <w:textAlignment w:val="baseline"/>
       </w:pPr>
-      <w:bookmarkStart w:id="4" w:name="_Toc15772"/>
+      <w:bookmarkStart w:id="4" w:name="_Toc28121"/>
       <w:r>
         <w:t>目的</w:t>
       </w:r>
@@ -1687,7 +2463,20 @@
     <w:p>
       <w:pPr>
         <w:pStyle w:val="27"/>
+        <w:keepNext w:val="0"/>
+        <w:keepLines w:val="0"/>
+        <w:pageBreakBefore w:val="0"/>
+        <w:widowControl w:val="0"/>
+        <w:kinsoku w:val="0"/>
+        <w:wordWrap/>
+        <w:overflowPunct/>
+        <w:topLinePunct w:val="0"/>
+        <w:autoSpaceDE w:val="0"/>
+        <w:autoSpaceDN w:val="0"/>
         <w:bidi w:val="0"/>
+        <w:adjustRightInd w:val="0"/>
+        <w:snapToGrid w:val="0"/>
+        <w:textAlignment w:val="baseline"/>
       </w:pPr>
       <w:r>
         <w:t>为保证公司运维服务水平和运维服务可持续性，确保为客户提供连续可靠的服务，特制定本制度。</w:t>
@@ -1696,9 +2485,22 @@
     <w:p>
       <w:pPr>
         <w:pStyle w:val="26"/>
+        <w:keepNext w:val="0"/>
+        <w:keepLines w:val="0"/>
+        <w:pageBreakBefore w:val="0"/>
+        <w:widowControl w:val="0"/>
+        <w:kinsoku w:val="0"/>
+        <w:wordWrap/>
+        <w:overflowPunct/>
+        <w:topLinePunct w:val="0"/>
+        <w:autoSpaceDE w:val="0"/>
+        <w:autoSpaceDN w:val="0"/>
         <w:bidi w:val="0"/>
+        <w:adjustRightInd w:val="0"/>
+        <w:snapToGrid w:val="0"/>
+        <w:textAlignment w:val="baseline"/>
       </w:pPr>
-      <w:bookmarkStart w:id="5" w:name="_Toc5981"/>
+      <w:bookmarkStart w:id="5" w:name="_Toc4534"/>
       <w:r>
         <w:t>名词解释</w:t>
       </w:r>
@@ -1707,7 +2509,20 @@
     <w:p>
       <w:pPr>
         <w:pStyle w:val="27"/>
+        <w:keepNext w:val="0"/>
+        <w:keepLines w:val="0"/>
+        <w:pageBreakBefore w:val="0"/>
+        <w:widowControl w:val="0"/>
+        <w:kinsoku w:val="0"/>
+        <w:wordWrap/>
+        <w:overflowPunct/>
+        <w:topLinePunct w:val="0"/>
+        <w:autoSpaceDE w:val="0"/>
+        <w:autoSpaceDN w:val="0"/>
         <w:bidi w:val="0"/>
+        <w:adjustRightInd w:val="0"/>
+        <w:snapToGrid w:val="0"/>
+        <w:textAlignment w:val="baseline"/>
       </w:pPr>
       <w:r>
         <w:t>AB备份制度：是指一个岗位或环节由两人兼顾，A岗是业务主办人员，B岗是业务协办人员。当A岗因休假、培训等原因不在岗时，由熟悉A岗业务的B岗代行承办业务，保证工作的持续高效有序运转的一种工作制度。</w:t>
@@ -1716,9 +2531,22 @@
     <w:p>
       <w:pPr>
         <w:pStyle w:val="26"/>
+        <w:keepNext w:val="0"/>
+        <w:keepLines w:val="0"/>
+        <w:pageBreakBefore w:val="0"/>
+        <w:widowControl w:val="0"/>
+        <w:kinsoku w:val="0"/>
+        <w:wordWrap/>
+        <w:overflowPunct/>
+        <w:topLinePunct w:val="0"/>
+        <w:autoSpaceDE w:val="0"/>
+        <w:autoSpaceDN w:val="0"/>
         <w:bidi w:val="0"/>
+        <w:adjustRightInd w:val="0"/>
+        <w:snapToGrid w:val="0"/>
+        <w:textAlignment w:val="baseline"/>
       </w:pPr>
-      <w:bookmarkStart w:id="6" w:name="_Toc30963"/>
+      <w:bookmarkStart w:id="6" w:name="_Toc25855"/>
       <w:r>
         <w:t>适用范围</w:t>
       </w:r>
@@ -1727,7 +2555,20 @@
     <w:p>
       <w:pPr>
         <w:pStyle w:val="27"/>
+        <w:keepNext w:val="0"/>
+        <w:keepLines w:val="0"/>
+        <w:pageBreakBefore w:val="0"/>
+        <w:widowControl w:val="0"/>
+        <w:kinsoku w:val="0"/>
+        <w:wordWrap/>
+        <w:overflowPunct/>
+        <w:topLinePunct w:val="0"/>
+        <w:autoSpaceDE w:val="0"/>
+        <w:autoSpaceDN w:val="0"/>
         <w:bidi w:val="0"/>
+        <w:adjustRightInd w:val="0"/>
+        <w:snapToGrid w:val="0"/>
+        <w:textAlignment w:val="baseline"/>
       </w:pPr>
       <w:r>
         <w:t>本制度适用于公司运维业务中关键岗位。</w:t>
@@ -1736,9 +2577,22 @@
     <w:p>
       <w:pPr>
         <w:pStyle w:val="26"/>
+        <w:keepNext w:val="0"/>
+        <w:keepLines w:val="0"/>
+        <w:pageBreakBefore w:val="0"/>
+        <w:widowControl w:val="0"/>
+        <w:kinsoku w:val="0"/>
+        <w:wordWrap/>
+        <w:overflowPunct/>
+        <w:topLinePunct w:val="0"/>
+        <w:autoSpaceDE w:val="0"/>
+        <w:autoSpaceDN w:val="0"/>
         <w:bidi w:val="0"/>
+        <w:adjustRightInd w:val="0"/>
+        <w:snapToGrid w:val="0"/>
+        <w:textAlignment w:val="baseline"/>
       </w:pPr>
-      <w:bookmarkStart w:id="7" w:name="_Toc28565"/>
+      <w:bookmarkStart w:id="7" w:name="_Toc25915"/>
       <w:r>
         <w:t>备份流程及说明</w:t>
       </w:r>
@@ -1749,7 +2603,7 @@
         <w:keepNext w:val="0"/>
         <w:keepLines w:val="0"/>
         <w:pageBreakBefore w:val="0"/>
-        <w:widowControl/>
+        <w:widowControl w:val="0"/>
         <w:numPr>
           <w:ilvl w:val="0"/>
           <w:numId w:val="2"/>
@@ -1788,7 +2642,7 @@
         <w:keepNext w:val="0"/>
         <w:keepLines w:val="0"/>
         <w:pageBreakBefore w:val="0"/>
-        <w:widowControl/>
+        <w:widowControl w:val="0"/>
         <w:numPr>
           <w:ilvl w:val="0"/>
           <w:numId w:val="2"/>
@@ -1819,7 +2673,7 @@
           <w:sz w:val="24"/>
           <w:szCs w:val="24"/>
         </w:rPr>
-        <w:t>AB 岗备份清单征集整合流程：人力部发布通知—人事专员梳理清单—运维业务分管副总审核—人力部分管领导审核—人力部备案。</w:t>
+        <w:t>AB岗备份清单征集整合流程：人力部发布通知—人事专员梳理清单—运维业务分管副总审核—人力部分管领导审核—人力部备案。</w:t>
       </w:r>
     </w:p>
     <w:p>
@@ -1827,7 +2681,7 @@
         <w:keepNext w:val="0"/>
         <w:keepLines w:val="0"/>
         <w:pageBreakBefore w:val="0"/>
-        <w:widowControl/>
+        <w:widowControl w:val="0"/>
         <w:numPr>
           <w:ilvl w:val="0"/>
           <w:numId w:val="2"/>
@@ -1876,7 +2730,7 @@
         <w:keepNext w:val="0"/>
         <w:keepLines w:val="0"/>
         <w:pageBreakBefore w:val="0"/>
-        <w:widowControl/>
+        <w:widowControl w:val="0"/>
         <w:numPr>
           <w:ilvl w:val="0"/>
           <w:numId w:val="2"/>
@@ -1915,7 +2769,7 @@
         <w:keepNext w:val="0"/>
         <w:keepLines w:val="0"/>
         <w:pageBreakBefore w:val="0"/>
-        <w:widowControl/>
+        <w:widowControl w:val="0"/>
         <w:numPr>
           <w:ilvl w:val="0"/>
           <w:numId w:val="2"/>
@@ -1954,7 +2808,7 @@
         <w:keepNext w:val="0"/>
         <w:keepLines w:val="0"/>
         <w:pageBreakBefore w:val="0"/>
-        <w:widowControl/>
+        <w:widowControl w:val="0"/>
         <w:numPr>
           <w:ilvl w:val="0"/>
           <w:numId w:val="2"/>
@@ -1991,9 +2845,22 @@
     <w:p>
       <w:pPr>
         <w:pStyle w:val="26"/>
+        <w:keepNext w:val="0"/>
+        <w:keepLines w:val="0"/>
+        <w:pageBreakBefore w:val="0"/>
+        <w:widowControl w:val="0"/>
+        <w:kinsoku w:val="0"/>
+        <w:wordWrap/>
+        <w:overflowPunct/>
+        <w:topLinePunct w:val="0"/>
+        <w:autoSpaceDE w:val="0"/>
+        <w:autoSpaceDN w:val="0"/>
         <w:bidi w:val="0"/>
+        <w:adjustRightInd w:val="0"/>
+        <w:snapToGrid w:val="0"/>
+        <w:textAlignment w:val="baseline"/>
       </w:pPr>
-      <w:bookmarkStart w:id="8" w:name="_Toc16818"/>
+      <w:bookmarkStart w:id="8" w:name="_Toc4660"/>
       <w:r>
         <w:t>责任说明</w:t>
       </w:r>
@@ -2004,7 +2871,7 @@
         <w:keepNext w:val="0"/>
         <w:keepLines w:val="0"/>
         <w:pageBreakBefore w:val="0"/>
-        <w:widowControl/>
+        <w:widowControl w:val="0"/>
         <w:numPr>
           <w:ilvl w:val="0"/>
           <w:numId w:val="3"/>
@@ -2043,7 +2910,7 @@
         <w:keepNext w:val="0"/>
         <w:keepLines w:val="0"/>
         <w:pageBreakBefore w:val="0"/>
-        <w:widowControl/>
+        <w:widowControl w:val="0"/>
         <w:numPr>
           <w:ilvl w:val="0"/>
           <w:numId w:val="3"/>
@@ -2080,22 +2947,51 @@
     <w:p>
       <w:pPr>
         <w:pStyle w:val="26"/>
+        <w:keepNext w:val="0"/>
+        <w:keepLines w:val="0"/>
+        <w:pageBreakBefore w:val="0"/>
+        <w:widowControl w:val="0"/>
+        <w:kinsoku w:val="0"/>
+        <w:wordWrap/>
+        <w:overflowPunct/>
+        <w:topLinePunct w:val="0"/>
+        <w:autoSpaceDE w:val="0"/>
+        <w:autoSpaceDN w:val="0"/>
         <w:bidi w:val="0"/>
+        <w:adjustRightInd w:val="0"/>
+        <w:snapToGrid w:val="0"/>
+        <w:textAlignment w:val="baseline"/>
       </w:pPr>
-      <w:bookmarkStart w:id="9" w:name="_Toc20674"/>
+      <w:bookmarkStart w:id="9" w:name="_Toc28273"/>
       <w:r>
         <w:t>附则</w:t>
       </w:r>
       <w:bookmarkEnd w:id="9"/>
+      <w:bookmarkStart w:id="12" w:name="_GoBack"/>
+      <w:bookmarkEnd w:id="12"/>
     </w:p>
     <w:p>
       <w:pPr>
+        <w:keepNext w:val="0"/>
+        <w:keepLines w:val="0"/>
+        <w:pageBreakBefore w:val="0"/>
+        <w:widowControl w:val="0"/>
         <w:numPr>
           <w:ilvl w:val="0"/>
           <w:numId w:val="4"/>
         </w:numPr>
+        <w:kinsoku w:val="0"/>
+        <w:wordWrap/>
+        <w:overflowPunct/>
+        <w:topLinePunct w:val="0"/>
+        <w:autoSpaceDE w:val="0"/>
+        <w:autoSpaceDN w:val="0"/>
+        <w:bidi w:val="0"/>
+        <w:adjustRightInd w:val="0"/>
+        <w:snapToGrid w:val="0"/>
         <w:spacing w:before="79" w:line="219" w:lineRule="auto"/>
         <w:ind w:left="425" w:leftChars="0" w:hanging="425" w:firstLineChars="0"/>
+        <w:textAlignment w:val="baseline"/>
         <w:rPr>
           <w:rFonts w:ascii="宋体" w:hAnsi="宋体" w:eastAsia="宋体" w:cs="宋体"/>
           <w:sz w:val="24"/>
@@ -2114,12 +3010,26 @@
     </w:p>
     <w:p>
       <w:pPr>
+        <w:keepNext w:val="0"/>
+        <w:keepLines w:val="0"/>
+        <w:pageBreakBefore w:val="0"/>
+        <w:widowControl w:val="0"/>
         <w:numPr>
           <w:ilvl w:val="0"/>
           <w:numId w:val="4"/>
         </w:numPr>
+        <w:kinsoku w:val="0"/>
+        <w:wordWrap/>
+        <w:overflowPunct/>
+        <w:topLinePunct w:val="0"/>
+        <w:autoSpaceDE w:val="0"/>
+        <w:autoSpaceDN w:val="0"/>
+        <w:bidi w:val="0"/>
+        <w:adjustRightInd w:val="0"/>
+        <w:snapToGrid w:val="0"/>
         <w:spacing w:before="183" w:line="219" w:lineRule="auto"/>
         <w:ind w:left="425" w:leftChars="0" w:hanging="425" w:firstLineChars="0"/>
+        <w:textAlignment w:val="baseline"/>
         <w:rPr>
           <w:rFonts w:ascii="宋体" w:hAnsi="宋体" w:eastAsia="宋体" w:cs="宋体"/>
           <w:sz w:val="24"/>
@@ -2138,12 +3048,26 @@
     </w:p>
     <w:p>
       <w:pPr>
+        <w:keepNext w:val="0"/>
+        <w:keepLines w:val="0"/>
+        <w:pageBreakBefore w:val="0"/>
+        <w:widowControl w:val="0"/>
         <w:numPr>
           <w:ilvl w:val="0"/>
           <w:numId w:val="4"/>
         </w:numPr>
+        <w:kinsoku w:val="0"/>
+        <w:wordWrap/>
+        <w:overflowPunct/>
+        <w:topLinePunct w:val="0"/>
+        <w:autoSpaceDE w:val="0"/>
+        <w:autoSpaceDN w:val="0"/>
+        <w:bidi w:val="0"/>
+        <w:adjustRightInd w:val="0"/>
+        <w:snapToGrid w:val="0"/>
         <w:spacing w:before="183" w:line="219" w:lineRule="auto"/>
         <w:ind w:left="425" w:leftChars="0" w:hanging="425" w:firstLineChars="0"/>
+        <w:textAlignment w:val="baseline"/>
         <w:rPr>
           <w:rFonts w:ascii="宋体" w:hAnsi="宋体" w:eastAsia="宋体" w:cs="宋体"/>
           <w:sz w:val="24"/>
@@ -2163,12 +3087,23 @@
     <w:p>
       <w:pPr>
         <w:pStyle w:val="26"/>
+        <w:keepNext w:val="0"/>
+        <w:keepLines w:val="0"/>
+        <w:pageBreakBefore w:val="0"/>
+        <w:widowControl w:val="0"/>
+        <w:kinsoku w:val="0"/>
+        <w:wordWrap/>
+        <w:overflowPunct/>
+        <w:topLinePunct w:val="0"/>
+        <w:autoSpaceDE w:val="0"/>
+        <w:autoSpaceDN w:val="0"/>
         <w:bidi w:val="0"/>
+        <w:adjustRightInd w:val="0"/>
+        <w:snapToGrid w:val="0"/>
+        <w:textAlignment w:val="baseline"/>
       </w:pPr>
-      <w:bookmarkStart w:id="10" w:name="_Toc15732"/>
-      <w:bookmarkStart w:id="11" w:name="_Toc23822"/>
-      <w:bookmarkStart w:id="12" w:name="_GoBack"/>
-      <w:bookmarkEnd w:id="12"/>
+      <w:bookmarkStart w:id="10" w:name="_Toc11186"/>
+      <w:bookmarkStart w:id="11" w:name="_Toc15732"/>
       <w:r>
         <w:rPr>
           <w:rFonts w:hint="eastAsia"/>
@@ -2182,7 +3117,7 @@
     <w:tbl>
       <w:tblPr>
         <w:tblStyle w:val="24"/>
-        <w:tblW w:w="6288" w:type="dxa"/>
+        <w:tblW w:w="8401" w:type="dxa"/>
         <w:tblInd w:w="13" w:type="dxa"/>
         <w:tblBorders>
           <w:top w:val="single" w:color="000000" w:sz="4" w:space="0"/>
@@ -2201,10 +3136,11 @@
         </w:tblCellMar>
       </w:tblPr>
       <w:tblGrid>
-        <w:gridCol w:w="1557"/>
-        <w:gridCol w:w="3243"/>
-        <w:gridCol w:w="708"/>
-        <w:gridCol w:w="780"/>
+        <w:gridCol w:w="1140"/>
+        <w:gridCol w:w="1500"/>
+        <w:gridCol w:w="3760"/>
+        <w:gridCol w:w="1116"/>
+        <w:gridCol w:w="885"/>
       </w:tblGrid>
       <w:tr>
         <w:tblPrEx>
@@ -2228,128 +3164,253 @@
         </w:trPr>
         <w:tc>
           <w:tcPr>
-            <w:tcW w:w="1557" w:type="dxa"/>
+            <w:tcW w:w="1140" w:type="dxa"/>
+            <w:shd w:val="clear" w:color="auto" w:fill="C0C0C0"/>
+            <w:vAlign w:val="center"/>
           </w:tcPr>
           <w:p>
             <w:pPr>
-              <w:pStyle w:val="25"/>
-              <w:spacing w:before="137"/>
+              <w:keepNext w:val="0"/>
+              <w:keepLines w:val="0"/>
+              <w:pageBreakBefore w:val="0"/>
+              <w:widowControl w:val="0"/>
+              <w:kinsoku w:val="0"/>
+              <w:wordWrap/>
+              <w:overflowPunct/>
+              <w:topLinePunct w:val="0"/>
+              <w:autoSpaceDE w:val="0"/>
+              <w:autoSpaceDN w:val="0"/>
+              <w:bidi w:val="0"/>
+              <w:adjustRightInd w:val="0"/>
+              <w:snapToGrid w:val="0"/>
+              <w:spacing w:before="205" w:line="221" w:lineRule="auto"/>
+              <w:ind w:left="0" w:leftChars="0" w:right="0" w:rightChars="0" w:firstLine="0" w:firstLineChars="0"/>
               <w:jc w:val="center"/>
+              <w:textAlignment w:val="baseline"/>
               <w:rPr>
-                <w:rFonts w:hint="default"/>
+                <w:rFonts w:hint="default" w:ascii="宋体" w:hAnsi="宋体" w:eastAsia="宋体" w:cs="宋体"/>
                 <w:b/>
                 <w:bCs/>
-                <w:spacing w:val="-1"/>
+                <w:snapToGrid w:val="0"/>
+                <w:color w:val="000000"/>
+                <w:spacing w:val="-7"/>
+                <w:kern w:val="0"/>
                 <w:sz w:val="18"/>
                 <w:szCs w:val="18"/>
-                <w:lang w:val="en-US" w:eastAsia="zh-CN"/>
+                <w:lang w:val="en-US" w:eastAsia="zh-CN" w:bidi="ar-SA"/>
               </w:rPr>
             </w:pPr>
             <w:r>
               <w:rPr>
-                <w:rFonts w:hint="eastAsia"/>
+                <w:rFonts w:ascii="宋体" w:hAnsi="宋体" w:eastAsia="宋体" w:cs="宋体"/>
                 <w:b/>
                 <w:bCs/>
-                <w:spacing w:val="-1"/>
+                <w:spacing w:val="-7"/>
                 <w:sz w:val="18"/>
                 <w:szCs w:val="18"/>
-                <w:lang w:val="en-US" w:eastAsia="zh-CN"/>
               </w:rPr>
-              <w:t>考核指标</w:t>
+              <w:t>序号</w:t>
             </w:r>
           </w:p>
         </w:tc>
         <w:tc>
           <w:tcPr>
-            <w:tcW w:w="3243" w:type="dxa"/>
+            <w:tcW w:w="1500" w:type="dxa"/>
+            <w:shd w:val="clear" w:color="auto" w:fill="C0C0C0"/>
+            <w:vAlign w:val="center"/>
           </w:tcPr>
           <w:p>
             <w:pPr>
-              <w:pStyle w:val="25"/>
-              <w:spacing w:before="137"/>
+              <w:keepNext w:val="0"/>
+              <w:keepLines w:val="0"/>
+              <w:pageBreakBefore w:val="0"/>
+              <w:widowControl w:val="0"/>
+              <w:kinsoku w:val="0"/>
+              <w:wordWrap/>
+              <w:overflowPunct/>
+              <w:topLinePunct w:val="0"/>
+              <w:autoSpaceDE w:val="0"/>
+              <w:autoSpaceDN w:val="0"/>
+              <w:bidi w:val="0"/>
+              <w:adjustRightInd w:val="0"/>
+              <w:snapToGrid w:val="0"/>
+              <w:spacing w:before="205" w:line="221" w:lineRule="auto"/>
+              <w:ind w:left="0" w:leftChars="0" w:right="0" w:rightChars="0" w:firstLine="0" w:firstLineChars="0"/>
               <w:jc w:val="center"/>
+              <w:textAlignment w:val="baseline"/>
               <w:rPr>
-                <w:rFonts w:hint="default"/>
+                <w:rFonts w:hint="default" w:ascii="宋体" w:hAnsi="宋体" w:eastAsia="宋体" w:cs="宋体"/>
                 <w:b/>
                 <w:bCs/>
-                <w:spacing w:val="-2"/>
+                <w:snapToGrid w:val="0"/>
+                <w:color w:val="000000"/>
+                <w:spacing w:val="-7"/>
+                <w:kern w:val="0"/>
                 <w:sz w:val="18"/>
                 <w:szCs w:val="18"/>
-                <w:lang w:val="en-US" w:eastAsia="zh-CN"/>
+                <w:lang w:val="en-US" w:eastAsia="zh-CN" w:bidi="ar-SA"/>
               </w:rPr>
             </w:pPr>
             <w:r>
               <w:rPr>
-                <w:rFonts w:hint="eastAsia"/>
+                <w:rFonts w:ascii="宋体" w:hAnsi="宋体" w:eastAsia="宋体" w:cs="宋体"/>
                 <w:b/>
                 <w:bCs/>
-                <w:spacing w:val="-2"/>
+                <w:spacing w:val="-7"/>
                 <w:sz w:val="18"/>
                 <w:szCs w:val="18"/>
-                <w:lang w:val="en-US" w:eastAsia="zh-CN"/>
               </w:rPr>
-              <w:t>计算方式</w:t>
+              <w:t>衡量指标</w:t>
             </w:r>
           </w:p>
         </w:tc>
         <w:tc>
           <w:tcPr>
-            <w:tcW w:w="708" w:type="dxa"/>
+            <w:tcW w:w="3760" w:type="dxa"/>
+            <w:shd w:val="clear" w:color="auto" w:fill="C0C0C0"/>
+            <w:vAlign w:val="center"/>
           </w:tcPr>
           <w:p>
             <w:pPr>
-              <w:pStyle w:val="25"/>
-              <w:spacing w:before="137"/>
-              <w:jc w:val="both"/>
+              <w:keepNext w:val="0"/>
+              <w:keepLines w:val="0"/>
+              <w:pageBreakBefore w:val="0"/>
+              <w:widowControl w:val="0"/>
+              <w:kinsoku w:val="0"/>
+              <w:wordWrap/>
+              <w:overflowPunct/>
+              <w:topLinePunct w:val="0"/>
+              <w:autoSpaceDE w:val="0"/>
+              <w:autoSpaceDN w:val="0"/>
+              <w:bidi w:val="0"/>
+              <w:adjustRightInd w:val="0"/>
+              <w:snapToGrid w:val="0"/>
+              <w:spacing w:before="205" w:line="221" w:lineRule="auto"/>
+              <w:ind w:left="0" w:leftChars="0" w:right="0" w:rightChars="0" w:firstLine="0" w:firstLineChars="0"/>
+              <w:jc w:val="center"/>
+              <w:textAlignment w:val="baseline"/>
               <w:rPr>
-                <w:rFonts w:hint="default"/>
+                <w:rFonts w:hint="default" w:ascii="宋体" w:hAnsi="宋体" w:eastAsia="宋体" w:cs="宋体"/>
                 <w:b/>
                 <w:bCs/>
-                <w:spacing w:val="-2"/>
+                <w:snapToGrid w:val="0"/>
+                <w:color w:val="000000"/>
+                <w:spacing w:val="-7"/>
+                <w:kern w:val="0"/>
                 <w:sz w:val="18"/>
                 <w:szCs w:val="18"/>
-                <w:lang w:val="en-US" w:eastAsia="zh-CN"/>
+                <w:lang w:val="en-US" w:eastAsia="zh-CN" w:bidi="ar-SA"/>
               </w:rPr>
             </w:pPr>
             <w:r>
               <w:rPr>
-                <w:rFonts w:hint="eastAsia"/>
+                <w:rFonts w:ascii="宋体" w:hAnsi="宋体" w:eastAsia="宋体" w:cs="宋体"/>
                 <w:b/>
                 <w:bCs/>
-                <w:spacing w:val="-2"/>
+                <w:spacing w:val="-7"/>
                 <w:sz w:val="18"/>
                 <w:szCs w:val="18"/>
-                <w:lang w:val="en-US" w:eastAsia="zh-CN"/>
               </w:rPr>
-              <w:t>频次</w:t>
+              <w:t>指标计算说明</w:t>
             </w:r>
           </w:p>
         </w:tc>
         <w:tc>
           <w:tcPr>
-            <w:tcW w:w="780" w:type="dxa"/>
+            <w:tcW w:w="1116" w:type="dxa"/>
+            <w:shd w:val="clear" w:color="auto" w:fill="C0C0C0"/>
+            <w:vAlign w:val="center"/>
           </w:tcPr>
           <w:p>
             <w:pPr>
-              <w:pStyle w:val="25"/>
-              <w:spacing w:before="137"/>
-              <w:jc w:val="both"/>
+              <w:keepNext w:val="0"/>
+              <w:keepLines w:val="0"/>
+              <w:pageBreakBefore w:val="0"/>
+              <w:widowControl w:val="0"/>
+              <w:kinsoku w:val="0"/>
+              <w:wordWrap/>
+              <w:overflowPunct/>
+              <w:topLinePunct w:val="0"/>
+              <w:autoSpaceDE w:val="0"/>
+              <w:autoSpaceDN w:val="0"/>
+              <w:bidi w:val="0"/>
+              <w:adjustRightInd w:val="0"/>
+              <w:snapToGrid w:val="0"/>
+              <w:spacing w:before="205" w:line="221" w:lineRule="auto"/>
+              <w:ind w:left="0" w:leftChars="0" w:right="0" w:rightChars="0" w:firstLine="0" w:firstLineChars="0"/>
+              <w:jc w:val="center"/>
+              <w:textAlignment w:val="baseline"/>
               <w:rPr>
-                <w:rFonts w:hint="default"/>
+                <w:rFonts w:hint="default" w:ascii="宋体" w:hAnsi="宋体" w:eastAsia="宋体" w:cs="宋体"/>
                 <w:b/>
                 <w:bCs/>
-                <w:spacing w:val="-2"/>
+                <w:snapToGrid w:val="0"/>
+                <w:color w:val="000000"/>
+                <w:spacing w:val="-7"/>
+                <w:kern w:val="0"/>
+                <w:sz w:val="18"/>
+                <w:szCs w:val="18"/>
+                <w:lang w:val="en-US" w:eastAsia="zh-CN" w:bidi="ar-SA"/>
+              </w:rPr>
+            </w:pPr>
+            <w:r>
+              <w:rPr>
+                <w:rFonts w:hint="eastAsia" w:ascii="宋体" w:hAnsi="宋体" w:eastAsia="宋体" w:cs="宋体"/>
+                <w:b/>
+                <w:bCs/>
+                <w:spacing w:val="-7"/>
                 <w:sz w:val="18"/>
                 <w:szCs w:val="18"/>
                 <w:lang w:val="en-US" w:eastAsia="zh-CN"/>
               </w:rPr>
+              <w:t>考核频次</w:t>
+            </w:r>
+          </w:p>
+        </w:tc>
+        <w:tc>
+          <w:tcPr>
+            <w:tcW w:w="885" w:type="dxa"/>
+            <w:shd w:val="clear" w:color="auto" w:fill="C0C0C0"/>
+            <w:vAlign w:val="center"/>
+          </w:tcPr>
+          <w:p>
+            <w:pPr>
+              <w:keepNext w:val="0"/>
+              <w:keepLines w:val="0"/>
+              <w:pageBreakBefore w:val="0"/>
+              <w:widowControl w:val="0"/>
+              <w:kinsoku w:val="0"/>
+              <w:wordWrap/>
+              <w:overflowPunct/>
+              <w:topLinePunct w:val="0"/>
+              <w:autoSpaceDE w:val="0"/>
+              <w:autoSpaceDN w:val="0"/>
+              <w:bidi w:val="0"/>
+              <w:adjustRightInd w:val="0"/>
+              <w:snapToGrid w:val="0"/>
+              <w:spacing w:before="205" w:line="221" w:lineRule="auto"/>
+              <w:ind w:left="0" w:leftChars="0" w:right="0" w:rightChars="0" w:firstLine="0" w:firstLineChars="0"/>
+              <w:jc w:val="center"/>
+              <w:textAlignment w:val="baseline"/>
+              <w:rPr>
+                <w:rFonts w:hint="default" w:ascii="宋体" w:hAnsi="宋体" w:eastAsia="宋体" w:cs="宋体"/>
+                <w:b/>
+                <w:bCs/>
+                <w:snapToGrid w:val="0"/>
+                <w:color w:val="000000"/>
+                <w:spacing w:val="-7"/>
+                <w:kern w:val="0"/>
+                <w:sz w:val="18"/>
+                <w:szCs w:val="18"/>
+                <w:lang w:val="en-US" w:eastAsia="zh-CN" w:bidi="ar-SA"/>
+              </w:rPr>
             </w:pPr>
             <w:r>
               <w:rPr>
-                <w:rFonts w:hint="eastAsia"/>
+                <w:rFonts w:hint="eastAsia" w:ascii="宋体" w:hAnsi="宋体" w:cs="宋体"/>
                 <w:b/>
                 <w:bCs/>
-                <w:spacing w:val="-2"/>
+                <w:spacing w:val="-7"/>
                 <w:sz w:val="18"/>
                 <w:szCs w:val="18"/>
                 <w:lang w:val="en-US" w:eastAsia="zh-CN"/>
@@ -2381,13 +3442,74 @@
         </w:trPr>
         <w:tc>
           <w:tcPr>
-            <w:tcW w:w="1557" w:type="dxa"/>
+            <w:tcW w:w="1140" w:type="dxa"/>
             <w:vAlign w:val="top"/>
           </w:tcPr>
           <w:p>
             <w:pPr>
               <w:pStyle w:val="25"/>
+              <w:keepNext w:val="0"/>
+              <w:keepLines w:val="0"/>
+              <w:pageBreakBefore w:val="0"/>
+              <w:widowControl w:val="0"/>
+              <w:kinsoku w:val="0"/>
+              <w:wordWrap/>
+              <w:overflowPunct/>
+              <w:topLinePunct w:val="0"/>
+              <w:autoSpaceDE w:val="0"/>
+              <w:autoSpaceDN w:val="0"/>
+              <w:bidi w:val="0"/>
+              <w:adjustRightInd w:val="0"/>
+              <w:snapToGrid w:val="0"/>
               <w:spacing w:before="137"/>
+              <w:ind w:left="0" w:leftChars="0" w:right="0" w:rightChars="0" w:firstLine="0" w:firstLineChars="0"/>
+              <w:jc w:val="center"/>
+              <w:textAlignment w:val="baseline"/>
+              <w:rPr>
+                <w:rFonts w:hint="default"/>
+                <w:spacing w:val="-2"/>
+                <w:sz w:val="18"/>
+                <w:szCs w:val="18"/>
+                <w:lang w:val="en-US" w:eastAsia="zh-CN"/>
+              </w:rPr>
+            </w:pPr>
+            <w:r>
+              <w:rPr>
+                <w:rFonts w:hint="eastAsia"/>
+                <w:spacing w:val="-2"/>
+                <w:sz w:val="18"/>
+                <w:szCs w:val="18"/>
+                <w:lang w:val="en-US" w:eastAsia="zh-CN"/>
+              </w:rPr>
+              <w:t>1</w:t>
+            </w:r>
+          </w:p>
+        </w:tc>
+        <w:tc>
+          <w:tcPr>
+            <w:tcW w:w="1500" w:type="dxa"/>
+            <w:vAlign w:val="top"/>
+          </w:tcPr>
+          <w:p>
+            <w:pPr>
+              <w:pStyle w:val="25"/>
+              <w:keepNext w:val="0"/>
+              <w:keepLines w:val="0"/>
+              <w:pageBreakBefore w:val="0"/>
+              <w:widowControl w:val="0"/>
+              <w:kinsoku w:val="0"/>
+              <w:wordWrap/>
+              <w:overflowPunct/>
+              <w:topLinePunct w:val="0"/>
+              <w:autoSpaceDE w:val="0"/>
+              <w:autoSpaceDN w:val="0"/>
+              <w:bidi w:val="0"/>
+              <w:adjustRightInd w:val="0"/>
+              <w:snapToGrid w:val="0"/>
+              <w:spacing w:before="137"/>
+              <w:ind w:left="0" w:leftChars="0" w:right="0" w:rightChars="0" w:firstLine="0" w:firstLineChars="0"/>
+              <w:jc w:val="center"/>
+              <w:textAlignment w:val="baseline"/>
               <w:rPr>
                 <w:rFonts w:hint="default" w:eastAsia="宋体"/>
                 <w:spacing w:val="-1"/>
@@ -2410,13 +3532,29 @@
         </w:tc>
         <w:tc>
           <w:tcPr>
-            <w:tcW w:w="3243" w:type="dxa"/>
+            <w:tcW w:w="3760" w:type="dxa"/>
             <w:vAlign w:val="top"/>
           </w:tcPr>
           <w:p>
             <w:pPr>
               <w:pStyle w:val="25"/>
+              <w:keepNext w:val="0"/>
+              <w:keepLines w:val="0"/>
+              <w:pageBreakBefore w:val="0"/>
+              <w:widowControl w:val="0"/>
+              <w:kinsoku w:val="0"/>
+              <w:wordWrap/>
+              <w:overflowPunct/>
+              <w:topLinePunct w:val="0"/>
+              <w:autoSpaceDE w:val="0"/>
+              <w:autoSpaceDN w:val="0"/>
+              <w:bidi w:val="0"/>
+              <w:adjustRightInd w:val="0"/>
+              <w:snapToGrid w:val="0"/>
               <w:spacing w:before="137"/>
+              <w:ind w:left="0" w:leftChars="0" w:right="0" w:rightChars="0" w:firstLine="0" w:firstLineChars="0"/>
+              <w:jc w:val="center"/>
+              <w:textAlignment w:val="baseline"/>
               <w:rPr>
                 <w:rFonts w:hint="default"/>
                 <w:spacing w:val="-1"/>
@@ -2439,13 +3577,29 @@
         </w:tc>
         <w:tc>
           <w:tcPr>
-            <w:tcW w:w="708" w:type="dxa"/>
+            <w:tcW w:w="1116" w:type="dxa"/>
             <w:vAlign w:val="top"/>
           </w:tcPr>
           <w:p>
             <w:pPr>
               <w:pStyle w:val="25"/>
+              <w:keepNext w:val="0"/>
+              <w:keepLines w:val="0"/>
+              <w:pageBreakBefore w:val="0"/>
+              <w:widowControl w:val="0"/>
+              <w:kinsoku w:val="0"/>
+              <w:wordWrap/>
+              <w:overflowPunct/>
+              <w:topLinePunct w:val="0"/>
+              <w:autoSpaceDE w:val="0"/>
+              <w:autoSpaceDN w:val="0"/>
+              <w:bidi w:val="0"/>
+              <w:adjustRightInd w:val="0"/>
+              <w:snapToGrid w:val="0"/>
               <w:spacing w:before="137"/>
+              <w:ind w:left="0" w:leftChars="0" w:right="0" w:rightChars="0" w:firstLine="0" w:firstLineChars="0"/>
+              <w:jc w:val="center"/>
+              <w:textAlignment w:val="baseline"/>
               <w:rPr>
                 <w:rFonts w:hint="default"/>
                 <w:spacing w:val="-2"/>
@@ -2468,12 +3622,28 @@
         </w:tc>
         <w:tc>
           <w:tcPr>
-            <w:tcW w:w="780" w:type="dxa"/>
+            <w:tcW w:w="885" w:type="dxa"/>
           </w:tcPr>
           <w:p>
             <w:pPr>
               <w:pStyle w:val="25"/>
+              <w:keepNext w:val="0"/>
+              <w:keepLines w:val="0"/>
+              <w:pageBreakBefore w:val="0"/>
+              <w:widowControl w:val="0"/>
+              <w:kinsoku w:val="0"/>
+              <w:wordWrap/>
+              <w:overflowPunct/>
+              <w:topLinePunct w:val="0"/>
+              <w:autoSpaceDE w:val="0"/>
+              <w:autoSpaceDN w:val="0"/>
+              <w:bidi w:val="0"/>
+              <w:adjustRightInd w:val="0"/>
+              <w:snapToGrid w:val="0"/>
               <w:spacing w:before="137"/>
+              <w:ind w:left="0" w:leftChars="0" w:right="0" w:rightChars="0" w:firstLine="0" w:firstLineChars="0"/>
+              <w:jc w:val="center"/>
+              <w:textAlignment w:val="baseline"/>
               <w:rPr>
                 <w:rFonts w:hint="eastAsia"/>
                 <w:spacing w:val="-2"/>
@@ -2499,6 +3669,20 @@
     <w:p>
       <w:pPr>
         <w:pStyle w:val="12"/>
+        <w:keepNext w:val="0"/>
+        <w:keepLines w:val="0"/>
+        <w:pageBreakBefore w:val="0"/>
+        <w:widowControl w:val="0"/>
+        <w:kinsoku w:val="0"/>
+        <w:wordWrap/>
+        <w:overflowPunct/>
+        <w:topLinePunct w:val="0"/>
+        <w:autoSpaceDE w:val="0"/>
+        <w:autoSpaceDN w:val="0"/>
+        <w:bidi w:val="0"/>
+        <w:adjustRightInd w:val="0"/>
+        <w:snapToGrid w:val="0"/>
+        <w:textAlignment w:val="baseline"/>
       </w:pPr>
     </w:p>
     <w:sectPr>
